--- a/lessons/7-2/downloads/reveal/teacher/7.2-homework-packet.docx
+++ b/lessons/7-2/downloads/reveal/teacher/7.2-homework-packet.docx
@@ -15,10 +15,28 @@
         <w:rPr>
           <w:rFonts w:ascii="Avenir Next" w:hAnsi="Avenir Next" w:cs="Avenir Next" w:eastAsia="Avenir Next"/>
           <w:color w:val="1A1A1A"/>
+          <w:sz w:val="22"/>
+          <w:szCs w:val="20"/>
+        </w:rPr>
+        <w:t xml:space="preserve">Name</w:t>
+      </w:r>
+      <w:r>
+        <w:rPr>
+          <w:rFonts w:ascii="Avenir Next" w:hAnsi="Avenir Next" w:cs="Avenir Next" w:eastAsia="Avenir Next"/>
+          <w:color w:val="1A1A1A"/>
           <w:sz w:val="20"/>
           <w:szCs w:val="20"/>
         </w:rPr>
-        <w:t xml:space="preserve">Name</w:t>
+        <w:tab/>
+      </w:r>
+      <w:r>
+        <w:rPr>
+          <w:rFonts w:ascii="Avenir Next" w:hAnsi="Avenir Next" w:cs="Avenir Next" w:eastAsia="Avenir Next"/>
+          <w:color w:val="1A1A1A"/>
+          <w:sz w:val="22"/>
+          <w:szCs w:val="20"/>
+        </w:rPr>
+        <w:t xml:space="preserve">   Date</w:t>
       </w:r>
       <w:r>
         <w:rPr>
@@ -33,25 +51,7 @@
         <w:rPr>
           <w:rFonts w:ascii="Avenir Next" w:hAnsi="Avenir Next" w:cs="Avenir Next" w:eastAsia="Avenir Next"/>
           <w:color w:val="1A1A1A"/>
-          <w:sz w:val="20"/>
-          <w:szCs w:val="20"/>
-        </w:rPr>
-        <w:t xml:space="preserve">   Date</w:t>
-      </w:r>
-      <w:r>
-        <w:rPr>
-          <w:rFonts w:ascii="Avenir Next" w:hAnsi="Avenir Next" w:cs="Avenir Next" w:eastAsia="Avenir Next"/>
-          <w:color w:val="1A1A1A"/>
-          <w:sz w:val="20"/>
-          <w:szCs w:val="20"/>
-        </w:rPr>
-        <w:tab/>
-      </w:r>
-      <w:r>
-        <w:rPr>
-          <w:rFonts w:ascii="Avenir Next" w:hAnsi="Avenir Next" w:cs="Avenir Next" w:eastAsia="Avenir Next"/>
-          <w:color w:val="1A1A1A"/>
-          <w:sz w:val="20"/>
+          <w:sz w:val="22"/>
           <w:szCs w:val="20"/>
         </w:rPr>
         <w:t xml:space="preserve">   Period</w:t>
@@ -78,7 +78,7 @@
           <w:caps/>
           <w:color w:val="003A70"/>
           <w:spacing w:val="12"/>
-          <w:sz w:val="19"/>
+          <w:sz w:val="22"/>
           <w:szCs w:val="19"/>
         </w:rPr>
         <w:t xml:space="preserve">Lesson 7-2  ·  Homework Packet  ·  Sheet 1 of 2</w:t>
@@ -86,6 +86,7 @@
     </w:p>
     <w:p>
       <w:pPr>
+        <w:pStyle w:val="Heading1"/>
         <w:keepNext/>
         <w:spacing w:before="0" w:after="0" w:line="240" w:lineRule="auto"/>
       </w:pPr>
@@ -111,7 +112,7 @@
         <w:rPr>
           <w:rFonts w:ascii="Avenir Next" w:hAnsi="Avenir Next" w:cs="Avenir Next" w:eastAsia="Avenir Next"/>
           <w:color w:val="5A5F66"/>
-          <w:sz w:val="17"/>
+          <w:sz w:val="22"/>
           <w:szCs w:val="17"/>
         </w:rPr>
         <w:t xml:space="preserve">Maryland Standard 6.NS.C.6c   ·   Learning target — I can plot a rational number and its opposite on a number line.</w:t>
@@ -158,6 +159,7 @@
           </w:tcPr>
           <w:p>
             <w:pPr>
+              <w:pStyle w:val="Heading2"/>
               <w:spacing w:before="0" w:after="0" w:line="240" w:lineRule="auto"/>
             </w:pPr>
             <w:r>
@@ -185,73 +187,92 @@
                 <w:rFonts w:ascii="Avenir Next" w:hAnsi="Avenir Next" w:cs="Avenir Next" w:eastAsia="Avenir Next"/>
                 <w:b/>
                 <w:color w:val="003A70"/>
+                <w:sz w:val="22"/>
+                <w:szCs w:val="18"/>
+              </w:rPr>
+              <w:t xml:space="preserve">•</w:t>
+            </w:r>
+            <w:r>
+              <w:rPr>
+                <w:rFonts w:ascii="Avenir Next" w:hAnsi="Avenir Next" w:cs="Avenir Next" w:eastAsia="Avenir Next"/>
+                <w:color w:val="1A1A1A"/>
                 <w:sz w:val="18"/>
                 <w:szCs w:val="18"/>
               </w:rPr>
-              <w:t xml:space="preserve">•</w:t>
-            </w:r>
-            <w:r>
-              <w:rPr>
-                <w:rFonts w:ascii="Avenir Next" w:hAnsi="Avenir Next" w:cs="Avenir Next" w:eastAsia="Avenir Next"/>
-                <w:color w:val="1A1A1A"/>
-                <w:sz w:val="18"/>
+              <w:tab/>
+            </w:r>
+            <w:r>
+              <w:rPr>
+                <w:rFonts w:ascii="Avenir Next" w:hAnsi="Avenir Next" w:cs="Avenir Next" w:eastAsia="Avenir Next"/>
+                <w:color w:val="1A1A1A"/>
+                <w:sz w:val="22"/>
                 <w:szCs w:val="18"/>
               </w:rPr>
-              <w:tab/>
-            </w:r>
-            <w:r>
-              <w:rPr>
-                <w:rFonts w:ascii="Avenir Next" w:hAnsi="Avenir Next" w:cs="Avenir Next" w:eastAsia="Avenir Next"/>
-                <w:color w:val="1A1A1A"/>
-                <w:sz w:val="18"/>
+              <w:t xml:space="preserve">A </w:t>
+            </w:r>
+            <w:r>
+              <w:rPr>
+                <w:rFonts w:ascii="Avenir Next" w:hAnsi="Avenir Next" w:cs="Avenir Next" w:eastAsia="Avenir Next"/>
+                <w:b/>
+                <w:color w:val="1A1A1A"/>
+                <w:sz w:val="22"/>
                 <w:szCs w:val="18"/>
               </w:rPr>
-              <w:t xml:space="preserve">A </w:t>
-            </w:r>
-            <w:r>
-              <w:rPr>
-                <w:rFonts w:ascii="Avenir Next" w:hAnsi="Avenir Next" w:cs="Avenir Next" w:eastAsia="Avenir Next"/>
-                <w:b/>
-                <w:color w:val="1A1A1A"/>
-                <w:sz w:val="18"/>
+              <w:t xml:space="preserve">rational number</w:t>
+            </w:r>
+            <w:r>
+              <w:rPr>
+                <w:rFonts w:ascii="Avenir Next" w:hAnsi="Avenir Next" w:cs="Avenir Next" w:eastAsia="Avenir Next"/>
+                <w:color w:val="1A1A1A"/>
+                <w:sz w:val="22"/>
                 <w:szCs w:val="18"/>
               </w:rPr>
-              <w:t xml:space="preserve">rational number</w:t>
-            </w:r>
-            <w:r>
-              <w:rPr>
-                <w:rFonts w:ascii="Avenir Next" w:hAnsi="Avenir Next" w:cs="Avenir Next" w:eastAsia="Avenir Next"/>
-                <w:color w:val="1A1A1A"/>
-                <w:sz w:val="18"/>
+              <w:t xml:space="preserve"> can be written as a fraction </w:t>
+            </w:r>
+            <w:r>
+              <w:rPr>
+                <w:rFonts w:ascii="Avenir Next" w:hAnsi="Avenir Next" w:cs="Avenir Next" w:eastAsia="Avenir Next"/>
+                <w:i/>
+                <w:color w:val="1A1A1A"/>
+                <w:sz w:val="22"/>
                 <w:szCs w:val="18"/>
               </w:rPr>
-              <w:t xml:space="preserve"> can be written as a fraction </w:t>
+              <w:t xml:space="preserve">a</w:t>
+            </w:r>
+            <w:r>
+              <w:rPr>
+                <w:rFonts w:ascii="Avenir Next" w:hAnsi="Avenir Next" w:cs="Avenir Next" w:eastAsia="Avenir Next"/>
+                <w:color w:val="1A1A1A"/>
+                <w:sz w:val="22"/>
+                <w:szCs w:val="18"/>
+              </w:rPr>
+              <w:t xml:space="preserve">/</w:t>
             </w:r>
             <w:r>
               <w:rPr>
                 <w:rFonts w:ascii="Avenir Next" w:hAnsi="Avenir Next" w:cs="Avenir Next" w:eastAsia="Avenir Next"/>
                 <w:i/>
                 <w:color w:val="1A1A1A"/>
-                <w:sz w:val="18"/>
+                <w:sz w:val="22"/>
                 <w:szCs w:val="18"/>
               </w:rPr>
-              <w:t xml:space="preserve">a</w:t>
-            </w:r>
-            <w:r>
-              <w:rPr>
-                <w:rFonts w:ascii="Avenir Next" w:hAnsi="Avenir Next" w:cs="Avenir Next" w:eastAsia="Avenir Next"/>
-                <w:color w:val="1A1A1A"/>
-                <w:sz w:val="18"/>
+              <w:t xml:space="preserve">b</w:t>
+            </w:r>
+            <w:r>
+              <w:rPr>
+                <w:rFonts w:ascii="Avenir Next" w:hAnsi="Avenir Next" w:cs="Avenir Next" w:eastAsia="Avenir Next"/>
+                <w:color w:val="1A1A1A"/>
+                <w:sz w:val="22"/>
                 <w:szCs w:val="18"/>
               </w:rPr>
-              <w:t xml:space="preserve">/</w:t>
+              <w:t xml:space="preserve"> of two integers (</w:t>
             </w:r>
             <w:r>
               <w:rPr>
                 <w:rFonts w:ascii="Avenir Next" w:hAnsi="Avenir Next" w:cs="Avenir Next" w:eastAsia="Avenir Next"/>
                 <w:i/>
                 <w:color w:val="1A1A1A"/>
-                <w:sz w:val="18"/>
+                <w:sz w:val="22"/>
                 <w:szCs w:val="18"/>
               </w:rPr>
               <w:t xml:space="preserve">b</w:t>
@@ -260,26 +281,7 @@
               <w:rPr>
                 <w:rFonts w:ascii="Avenir Next" w:hAnsi="Avenir Next" w:cs="Avenir Next" w:eastAsia="Avenir Next"/>
                 <w:color w:val="1A1A1A"/>
-                <w:sz w:val="18"/>
-                <w:szCs w:val="18"/>
-              </w:rPr>
-              <w:t xml:space="preserve"> of two integers (</w:t>
-            </w:r>
-            <w:r>
-              <w:rPr>
-                <w:rFonts w:ascii="Avenir Next" w:hAnsi="Avenir Next" w:cs="Avenir Next" w:eastAsia="Avenir Next"/>
-                <w:i/>
-                <w:color w:val="1A1A1A"/>
-                <w:sz w:val="18"/>
-                <w:szCs w:val="18"/>
-              </w:rPr>
-              <w:t xml:space="preserve">b</w:t>
-            </w:r>
-            <w:r>
-              <w:rPr>
-                <w:rFonts w:ascii="Avenir Next" w:hAnsi="Avenir Next" w:cs="Avenir Next" w:eastAsia="Avenir Next"/>
-                <w:color w:val="1A1A1A"/>
-                <w:sz w:val="18"/>
+                <w:sz w:val="22"/>
                 <w:szCs w:val="18"/>
               </w:rPr>
               <w:t xml:space="preserve"> ≠ 0). Examples: 3/4, −2.5, 7, −1 1/2.</w:t>
@@ -298,44 +300,44 @@
                 <w:rFonts w:ascii="Avenir Next" w:hAnsi="Avenir Next" w:cs="Avenir Next" w:eastAsia="Avenir Next"/>
                 <w:b/>
                 <w:color w:val="003A70"/>
+                <w:sz w:val="22"/>
+                <w:szCs w:val="18"/>
+              </w:rPr>
+              <w:t xml:space="preserve">•</w:t>
+            </w:r>
+            <w:r>
+              <w:rPr>
+                <w:rFonts w:ascii="Avenir Next" w:hAnsi="Avenir Next" w:cs="Avenir Next" w:eastAsia="Avenir Next"/>
+                <w:color w:val="1A1A1A"/>
                 <w:sz w:val="18"/>
                 <w:szCs w:val="18"/>
               </w:rPr>
-              <w:t xml:space="preserve">•</w:t>
-            </w:r>
-            <w:r>
-              <w:rPr>
-                <w:rFonts w:ascii="Avenir Next" w:hAnsi="Avenir Next" w:cs="Avenir Next" w:eastAsia="Avenir Next"/>
-                <w:color w:val="1A1A1A"/>
-                <w:sz w:val="18"/>
+              <w:tab/>
+            </w:r>
+            <w:r>
+              <w:rPr>
+                <w:rFonts w:ascii="Avenir Next" w:hAnsi="Avenir Next" w:cs="Avenir Next" w:eastAsia="Avenir Next"/>
+                <w:color w:val="1A1A1A"/>
+                <w:sz w:val="22"/>
                 <w:szCs w:val="18"/>
               </w:rPr>
-              <w:tab/>
-            </w:r>
-            <w:r>
-              <w:rPr>
-                <w:rFonts w:ascii="Avenir Next" w:hAnsi="Avenir Next" w:cs="Avenir Next" w:eastAsia="Avenir Next"/>
-                <w:color w:val="1A1A1A"/>
-                <w:sz w:val="18"/>
+              <w:t xml:space="preserve">Between two integers, split the gap into </w:t>
+            </w:r>
+            <w:r>
+              <w:rPr>
+                <w:rFonts w:ascii="Avenir Next" w:hAnsi="Avenir Next" w:cs="Avenir Next" w:eastAsia="Avenir Next"/>
+                <w:b/>
+                <w:color w:val="1A1A1A"/>
+                <w:sz w:val="22"/>
                 <w:szCs w:val="18"/>
               </w:rPr>
-              <w:t xml:space="preserve">Between two integers, split the gap into </w:t>
-            </w:r>
-            <w:r>
-              <w:rPr>
-                <w:rFonts w:ascii="Avenir Next" w:hAnsi="Avenir Next" w:cs="Avenir Next" w:eastAsia="Avenir Next"/>
-                <w:b/>
-                <w:color w:val="1A1A1A"/>
-                <w:sz w:val="18"/>
-                <w:szCs w:val="18"/>
-              </w:rPr>
               <w:t xml:space="preserve">equal parts</w:t>
             </w:r>
             <w:r>
               <w:rPr>
                 <w:rFonts w:ascii="Avenir Next" w:hAnsi="Avenir Next" w:cs="Avenir Next" w:eastAsia="Avenir Next"/>
                 <w:color w:val="1A1A1A"/>
-                <w:sz w:val="18"/>
+                <w:sz w:val="22"/>
                 <w:szCs w:val="18"/>
               </w:rPr>
               <w:t xml:space="preserve"> (halves, fourths, tenths).</w:t>
@@ -354,44 +356,44 @@
                 <w:rFonts w:ascii="Avenir Next" w:hAnsi="Avenir Next" w:cs="Avenir Next" w:eastAsia="Avenir Next"/>
                 <w:b/>
                 <w:color w:val="003A70"/>
+                <w:sz w:val="22"/>
+                <w:szCs w:val="18"/>
+              </w:rPr>
+              <w:t xml:space="preserve">•</w:t>
+            </w:r>
+            <w:r>
+              <w:rPr>
+                <w:rFonts w:ascii="Avenir Next" w:hAnsi="Avenir Next" w:cs="Avenir Next" w:eastAsia="Avenir Next"/>
+                <w:color w:val="1A1A1A"/>
                 <w:sz w:val="18"/>
                 <w:szCs w:val="18"/>
               </w:rPr>
-              <w:t xml:space="preserve">•</w:t>
-            </w:r>
-            <w:r>
-              <w:rPr>
-                <w:rFonts w:ascii="Avenir Next" w:hAnsi="Avenir Next" w:cs="Avenir Next" w:eastAsia="Avenir Next"/>
-                <w:color w:val="1A1A1A"/>
-                <w:sz w:val="18"/>
+              <w:tab/>
+            </w:r>
+            <w:r>
+              <w:rPr>
+                <w:rFonts w:ascii="Avenir Next" w:hAnsi="Avenir Next" w:cs="Avenir Next" w:eastAsia="Avenir Next"/>
+                <w:color w:val="1A1A1A"/>
+                <w:sz w:val="22"/>
                 <w:szCs w:val="18"/>
               </w:rPr>
-              <w:tab/>
-            </w:r>
-            <w:r>
-              <w:rPr>
-                <w:rFonts w:ascii="Avenir Next" w:hAnsi="Avenir Next" w:cs="Avenir Next" w:eastAsia="Avenir Next"/>
-                <w:color w:val="1A1A1A"/>
-                <w:sz w:val="18"/>
+              <w:t xml:space="preserve">Negative numbers sit </w:t>
+            </w:r>
+            <w:r>
+              <w:rPr>
+                <w:rFonts w:ascii="Avenir Next" w:hAnsi="Avenir Next" w:cs="Avenir Next" w:eastAsia="Avenir Next"/>
+                <w:b/>
+                <w:color w:val="1A1A1A"/>
+                <w:sz w:val="22"/>
                 <w:szCs w:val="18"/>
               </w:rPr>
-              <w:t xml:space="preserve">Negative numbers sit </w:t>
-            </w:r>
-            <w:r>
-              <w:rPr>
-                <w:rFonts w:ascii="Avenir Next" w:hAnsi="Avenir Next" w:cs="Avenir Next" w:eastAsia="Avenir Next"/>
-                <w:b/>
-                <w:color w:val="1A1A1A"/>
-                <w:sz w:val="18"/>
-                <w:szCs w:val="18"/>
-              </w:rPr>
               <w:t xml:space="preserve">left of 0</w:t>
             </w:r>
             <w:r>
               <w:rPr>
                 <w:rFonts w:ascii="Avenir Next" w:hAnsi="Avenir Next" w:cs="Avenir Next" w:eastAsia="Avenir Next"/>
                 <w:color w:val="1A1A1A"/>
-                <w:sz w:val="18"/>
+                <w:sz w:val="22"/>
                 <w:szCs w:val="18"/>
               </w:rPr>
               <w:t xml:space="preserve">. −2.5 is halfway between −3 and −2.</w:t>
@@ -406,6 +408,7 @@
           </w:tcPr>
           <w:p>
             <w:pPr>
+              <w:pStyle w:val="Heading2"/>
               <w:spacing w:before="0" w:after="0" w:line="240" w:lineRule="auto"/>
             </w:pPr>
             <w:r>
@@ -428,7 +431,7 @@
               <w:rPr>
                 <w:rFonts w:ascii="Avenir Next" w:hAnsi="Avenir Next" w:cs="Avenir Next" w:eastAsia="Avenir Next"/>
                 <w:color w:val="1A1A1A"/>
-                <w:sz w:val="17"/>
+                <w:sz w:val="22"/>
                 <w:szCs w:val="17"/>
               </w:rPr>
               <w:t xml:space="preserve">Plot −1.75 and its opposite on a number line.</w:t>
@@ -447,25 +450,25 @@
                 <w:rFonts w:ascii="Avenir Next" w:hAnsi="Avenir Next" w:cs="Avenir Next" w:eastAsia="Avenir Next"/>
                 <w:b/>
                 <w:color w:val="003A70"/>
+                <w:sz w:val="22"/>
+                <w:szCs w:val="17"/>
+              </w:rPr>
+              <w:t xml:space="preserve">Step 1</w:t>
+            </w:r>
+            <w:r>
+              <w:rPr>
+                <w:rFonts w:ascii="Avenir Next" w:hAnsi="Avenir Next" w:cs="Avenir Next" w:eastAsia="Avenir Next"/>
+                <w:color w:val="1A1A1A"/>
                 <w:sz w:val="17"/>
                 <w:szCs w:val="17"/>
               </w:rPr>
-              <w:t xml:space="preserve">Step 1</w:t>
-            </w:r>
-            <w:r>
-              <w:rPr>
-                <w:rFonts w:ascii="Avenir Next" w:hAnsi="Avenir Next" w:cs="Avenir Next" w:eastAsia="Avenir Next"/>
-                <w:color w:val="1A1A1A"/>
-                <w:sz w:val="17"/>
-                <w:szCs w:val="17"/>
-              </w:rPr>
               <w:tab/>
             </w:r>
             <w:r>
               <w:rPr>
                 <w:rFonts w:ascii="Avenir Next" w:hAnsi="Avenir Next" w:cs="Avenir Next" w:eastAsia="Avenir Next"/>
                 <w:color w:val="1A1A1A"/>
-                <w:sz w:val="17"/>
+                <w:sz w:val="22"/>
                 <w:szCs w:val="17"/>
               </w:rPr>
               <w:t xml:space="preserve">−1.75 is between −2 and −1. Split each unit into fourths; count 3 fourths left of −1.</w:t>
@@ -484,25 +487,25 @@
                 <w:rFonts w:ascii="Avenir Next" w:hAnsi="Avenir Next" w:cs="Avenir Next" w:eastAsia="Avenir Next"/>
                 <w:b/>
                 <w:color w:val="003A70"/>
+                <w:sz w:val="22"/>
+                <w:szCs w:val="17"/>
+              </w:rPr>
+              <w:t xml:space="preserve">Step 2</w:t>
+            </w:r>
+            <w:r>
+              <w:rPr>
+                <w:rFonts w:ascii="Avenir Next" w:hAnsi="Avenir Next" w:cs="Avenir Next" w:eastAsia="Avenir Next"/>
+                <w:color w:val="1A1A1A"/>
                 <w:sz w:val="17"/>
                 <w:szCs w:val="17"/>
               </w:rPr>
-              <w:t xml:space="preserve">Step 2</w:t>
-            </w:r>
-            <w:r>
-              <w:rPr>
-                <w:rFonts w:ascii="Avenir Next" w:hAnsi="Avenir Next" w:cs="Avenir Next" w:eastAsia="Avenir Next"/>
-                <w:color w:val="1A1A1A"/>
-                <w:sz w:val="17"/>
-                <w:szCs w:val="17"/>
-              </w:rPr>
               <w:tab/>
             </w:r>
             <w:r>
               <w:rPr>
                 <w:rFonts w:ascii="Avenir Next" w:hAnsi="Avenir Next" w:cs="Avenir Next" w:eastAsia="Avenir Next"/>
                 <w:color w:val="1A1A1A"/>
-                <w:sz w:val="17"/>
+                <w:sz w:val="22"/>
                 <w:szCs w:val="17"/>
               </w:rPr>
               <w:t xml:space="preserve">The opposite, 1.75, is 3 fourths right of 1.</w:t>
@@ -521,18 +524,18 @@
                 <w:rFonts w:ascii="Avenir Next" w:hAnsi="Avenir Next" w:cs="Avenir Next" w:eastAsia="Avenir Next"/>
                 <w:b/>
                 <w:color w:val="1A1A1A"/>
+                <w:sz w:val="22"/>
+                <w:szCs w:val="17"/>
+              </w:rPr>
+              <w:t xml:space="preserve">Answer</w:t>
+            </w:r>
+            <w:r>
+              <w:rPr>
+                <w:rFonts w:ascii="Avenir Next" w:hAnsi="Avenir Next" w:cs="Avenir Next" w:eastAsia="Avenir Next"/>
+                <w:color w:val="1A1A1A"/>
                 <w:sz w:val="17"/>
                 <w:szCs w:val="17"/>
               </w:rPr>
-              <w:t xml:space="preserve">Answer</w:t>
-            </w:r>
-            <w:r>
-              <w:rPr>
-                <w:rFonts w:ascii="Avenir Next" w:hAnsi="Avenir Next" w:cs="Avenir Next" w:eastAsia="Avenir Next"/>
-                <w:color w:val="1A1A1A"/>
-                <w:sz w:val="17"/>
-                <w:szCs w:val="17"/>
-              </w:rPr>
               <w:tab/>
             </w:r>
             <w:r>
@@ -540,7 +543,7 @@
                 <w:rFonts w:ascii="Avenir Next" w:hAnsi="Avenir Next" w:cs="Avenir Next" w:eastAsia="Avenir Next"/>
                 <w:b/>
                 <w:color w:val="1A1A1A"/>
-                <w:sz w:val="17"/>
+                <w:sz w:val="22"/>
                 <w:szCs w:val="17"/>
               </w:rPr>
               <w:t xml:space="preserve">points at −1.75 and 1.75</w:t>
@@ -551,6 +554,7 @@
     </w:tbl>
     <w:p>
       <w:pPr>
+        <w:pStyle w:val="Heading2"/>
         <w:keepNext/>
         <w:pBdr>
           <w:bottom w:val="single" w:sz="8" w:space="3" w:color="003A70"/>
@@ -566,7 +570,7 @@
           <w:b/>
           <w:color w:val="003A70"/>
           <w:spacing w:val="14"/>
-          <w:sz w:val="19"/>
+          <w:sz w:val="22"/>
           <w:szCs w:val="19"/>
         </w:rPr>
         <w:t xml:space="preserve">PRACTICE</w:t>
@@ -585,7 +589,7 @@
           <w:rFonts w:ascii="Avenir Next" w:hAnsi="Avenir Next" w:cs="Avenir Next" w:eastAsia="Avenir Next"/>
           <w:i/>
           <w:color w:val="5A5F66"/>
-          <w:sz w:val="17"/>
+          <w:sz w:val="22"/>
           <w:szCs w:val="17"/>
         </w:rPr>
         <w:t xml:space="preserve">show your work · label units</w:t>
@@ -605,25 +609,25 @@
           <w:rFonts w:ascii="Avenir Next" w:hAnsi="Avenir Next" w:cs="Avenir Next" w:eastAsia="Avenir Next"/>
           <w:b/>
           <w:color w:val="1A1A1A"/>
+          <w:sz w:val="22"/>
+          <w:szCs w:val="20"/>
+        </w:rPr>
+        <w:t xml:space="preserve">1.</w:t>
+      </w:r>
+      <w:r>
+        <w:rPr>
+          <w:rFonts w:ascii="Avenir Next" w:hAnsi="Avenir Next" w:cs="Avenir Next" w:eastAsia="Avenir Next"/>
+          <w:color w:val="1A1A1A"/>
           <w:sz w:val="20"/>
           <w:szCs w:val="20"/>
         </w:rPr>
-        <w:t xml:space="preserve">1.</w:t>
-      </w:r>
-      <w:r>
-        <w:rPr>
-          <w:rFonts w:ascii="Avenir Next" w:hAnsi="Avenir Next" w:cs="Avenir Next" w:eastAsia="Avenir Next"/>
-          <w:color w:val="1A1A1A"/>
-          <w:sz w:val="20"/>
-          <w:szCs w:val="20"/>
-        </w:rPr>
         <w:tab/>
       </w:r>
       <w:r>
         <w:rPr>
           <w:rFonts w:ascii="Avenir Next" w:hAnsi="Avenir Next" w:cs="Avenir Next" w:eastAsia="Avenir Next"/>
           <w:color w:val="1A1A1A"/>
-          <w:sz w:val="20"/>
+          <w:sz w:val="22"/>
           <w:szCs w:val="20"/>
         </w:rPr>
         <w:t xml:space="preserve">Write the number for each point as a decimal or a fraction.</w:t>
@@ -642,7 +646,7 @@
         <w:drawing>
           <wp:inline distT="0" distB="0" distL="0" distR="0">
             <wp:extent cx="4572000" cy="731520"/>
-            <wp:docPr id="1" name="Figure 1"/>
+            <wp:docPr id="1" name="Figure 1" descr="Number line from -2 to 2, ticks every 0.25. Points: x: -1.75; label: A, x: -0.5; label: B, x: 1.25; label: C."/>
             <a:graphic xmlns:a="http://schemas.openxmlformats.org/drawingml/2006/main">
               <a:graphicData uri="http://schemas.openxmlformats.org/drawingml/2006/picture">
                 <pic:pic xmlns:pic="http://schemas.openxmlformats.org/drawingml/2006/picture">
@@ -722,7 +726,7 @@
                 <w:rFonts w:ascii="Avenir Next" w:hAnsi="Avenir Next" w:cs="Avenir Next" w:eastAsia="Avenir Next"/>
                 <w:b/>
                 <w:color w:val="003A70"/>
-                <w:sz w:val="20"/>
+                <w:sz w:val="22"/>
                 <w:szCs w:val="20"/>
               </w:rPr>
               <w:t xml:space="preserve">a.</w:t>
@@ -740,7 +744,7 @@
               <w:rPr>
                 <w:rFonts w:ascii="Avenir Next" w:hAnsi="Avenir Next" w:cs="Avenir Next" w:eastAsia="Avenir Next"/>
                 <w:color w:val="1A1A1A"/>
-                <w:sz w:val="20"/>
+                <w:sz w:val="22"/>
                 <w:szCs w:val="20"/>
               </w:rPr>
               <w:t xml:space="preserve">A =</w:t>
@@ -784,7 +788,7 @@
                 <w:rFonts w:ascii="Avenir Next" w:hAnsi="Avenir Next" w:cs="Avenir Next" w:eastAsia="Avenir Next"/>
                 <w:b/>
                 <w:color w:val="003A70"/>
-                <w:sz w:val="20"/>
+                <w:sz w:val="22"/>
                 <w:szCs w:val="20"/>
               </w:rPr>
               <w:t xml:space="preserve">b.</w:t>
@@ -802,7 +806,7 @@
               <w:rPr>
                 <w:rFonts w:ascii="Avenir Next" w:hAnsi="Avenir Next" w:cs="Avenir Next" w:eastAsia="Avenir Next"/>
                 <w:color w:val="1A1A1A"/>
-                <w:sz w:val="20"/>
+                <w:sz w:val="22"/>
                 <w:szCs w:val="20"/>
               </w:rPr>
               <w:t xml:space="preserve">B =</w:t>
@@ -846,7 +850,7 @@
                 <w:rFonts w:ascii="Avenir Next" w:hAnsi="Avenir Next" w:cs="Avenir Next" w:eastAsia="Avenir Next"/>
                 <w:b/>
                 <w:color w:val="003A70"/>
-                <w:sz w:val="20"/>
+                <w:sz w:val="22"/>
                 <w:szCs w:val="20"/>
               </w:rPr>
               <w:t xml:space="preserve">c.</w:t>
@@ -864,7 +868,7 @@
               <w:rPr>
                 <w:rFonts w:ascii="Avenir Next" w:hAnsi="Avenir Next" w:cs="Avenir Next" w:eastAsia="Avenir Next"/>
                 <w:color w:val="1A1A1A"/>
-                <w:sz w:val="20"/>
+                <w:sz w:val="22"/>
                 <w:szCs w:val="20"/>
               </w:rPr>
               <w:t xml:space="preserve">C =</w:t>
@@ -911,25 +915,25 @@
           <w:rFonts w:ascii="Avenir Next" w:hAnsi="Avenir Next" w:cs="Avenir Next" w:eastAsia="Avenir Next"/>
           <w:b/>
           <w:color w:val="1A1A1A"/>
+          <w:sz w:val="22"/>
+          <w:szCs w:val="20"/>
+        </w:rPr>
+        <w:t xml:space="preserve">2.</w:t>
+      </w:r>
+      <w:r>
+        <w:rPr>
+          <w:rFonts w:ascii="Avenir Next" w:hAnsi="Avenir Next" w:cs="Avenir Next" w:eastAsia="Avenir Next"/>
+          <w:color w:val="1A1A1A"/>
           <w:sz w:val="20"/>
           <w:szCs w:val="20"/>
         </w:rPr>
-        <w:t xml:space="preserve">2.</w:t>
-      </w:r>
-      <w:r>
-        <w:rPr>
-          <w:rFonts w:ascii="Avenir Next" w:hAnsi="Avenir Next" w:cs="Avenir Next" w:eastAsia="Avenir Next"/>
-          <w:color w:val="1A1A1A"/>
-          <w:sz w:val="20"/>
-          <w:szCs w:val="20"/>
-        </w:rPr>
         <w:tab/>
       </w:r>
       <w:r>
         <w:rPr>
           <w:rFonts w:ascii="Avenir Next" w:hAnsi="Avenir Next" w:cs="Avenir Next" w:eastAsia="Avenir Next"/>
           <w:color w:val="1A1A1A"/>
-          <w:sz w:val="20"/>
+          <w:sz w:val="22"/>
           <w:szCs w:val="20"/>
         </w:rPr>
         <w:t xml:space="preserve">Plot and label each number on the number line: −2.5,  1/2,  −0.75,  1 1/4</w:t>
@@ -948,7 +952,7 @@
         <w:drawing>
           <wp:inline distT="0" distB="0" distL="0" distR="0">
             <wp:extent cx="4572000" cy="566928"/>
-            <wp:docPr id="2" name="Figure 2"/>
+            <wp:docPr id="2" name="Figure 2" descr="Number line from -3 to 3, ticks every 0.25."/>
             <a:graphic xmlns:a="http://schemas.openxmlformats.org/drawingml/2006/main">
               <a:graphicData uri="http://schemas.openxmlformats.org/drawingml/2006/picture">
                 <pic:pic xmlns:pic="http://schemas.openxmlformats.org/drawingml/2006/picture">
@@ -997,25 +1001,25 @@
           <w:rFonts w:ascii="Avenir Next" w:hAnsi="Avenir Next" w:cs="Avenir Next" w:eastAsia="Avenir Next"/>
           <w:b/>
           <w:color w:val="1A1A1A"/>
+          <w:sz w:val="22"/>
+          <w:szCs w:val="20"/>
+        </w:rPr>
+        <w:t xml:space="preserve">3.</w:t>
+      </w:r>
+      <w:r>
+        <w:rPr>
+          <w:rFonts w:ascii="Avenir Next" w:hAnsi="Avenir Next" w:cs="Avenir Next" w:eastAsia="Avenir Next"/>
+          <w:color w:val="1A1A1A"/>
           <w:sz w:val="20"/>
           <w:szCs w:val="20"/>
         </w:rPr>
-        <w:t xml:space="preserve">3.</w:t>
-      </w:r>
-      <w:r>
-        <w:rPr>
-          <w:rFonts w:ascii="Avenir Next" w:hAnsi="Avenir Next" w:cs="Avenir Next" w:eastAsia="Avenir Next"/>
-          <w:color w:val="1A1A1A"/>
-          <w:sz w:val="20"/>
-          <w:szCs w:val="20"/>
-        </w:rPr>
         <w:tab/>
       </w:r>
       <w:r>
         <w:rPr>
           <w:rFonts w:ascii="Avenir Next" w:hAnsi="Avenir Next" w:cs="Avenir Next" w:eastAsia="Avenir Next"/>
           <w:color w:val="1A1A1A"/>
-          <w:sz w:val="20"/>
+          <w:sz w:val="22"/>
           <w:szCs w:val="20"/>
         </w:rPr>
         <w:t xml:space="preserve">Name the two integers each number is between.</w:t>
@@ -1070,7 +1074,7 @@
                 <w:rFonts w:ascii="Avenir Next" w:hAnsi="Avenir Next" w:cs="Avenir Next" w:eastAsia="Avenir Next"/>
                 <w:b/>
                 <w:color w:val="003A70"/>
-                <w:sz w:val="20"/>
+                <w:sz w:val="22"/>
                 <w:szCs w:val="20"/>
               </w:rPr>
               <w:t xml:space="preserve">a.</w:t>
@@ -1088,7 +1092,7 @@
               <w:rPr>
                 <w:rFonts w:ascii="Avenir Next" w:hAnsi="Avenir Next" w:cs="Avenir Next" w:eastAsia="Avenir Next"/>
                 <w:color w:val="1A1A1A"/>
-                <w:sz w:val="20"/>
+                <w:sz w:val="22"/>
                 <w:szCs w:val="20"/>
               </w:rPr>
               <w:t xml:space="preserve">−4.6 is between</w:t>
@@ -1132,7 +1136,7 @@
                 <w:rFonts w:ascii="Avenir Next" w:hAnsi="Avenir Next" w:cs="Avenir Next" w:eastAsia="Avenir Next"/>
                 <w:b/>
                 <w:color w:val="003A70"/>
-                <w:sz w:val="20"/>
+                <w:sz w:val="22"/>
                 <w:szCs w:val="20"/>
               </w:rPr>
               <w:t xml:space="preserve">b.</w:t>
@@ -1150,7 +1154,7 @@
               <w:rPr>
                 <w:rFonts w:ascii="Avenir Next" w:hAnsi="Avenir Next" w:cs="Avenir Next" w:eastAsia="Avenir Next"/>
                 <w:color w:val="1A1A1A"/>
-                <w:sz w:val="20"/>
+                <w:sz w:val="22"/>
                 <w:szCs w:val="20"/>
               </w:rPr>
               <w:t xml:space="preserve">7/2 is between</w:t>
@@ -1200,7 +1204,7 @@
                 <w:rFonts w:ascii="Avenir Next" w:hAnsi="Avenir Next" w:cs="Avenir Next" w:eastAsia="Avenir Next"/>
                 <w:b/>
                 <w:color w:val="003A70"/>
-                <w:sz w:val="20"/>
+                <w:sz w:val="22"/>
                 <w:szCs w:val="20"/>
               </w:rPr>
               <w:t xml:space="preserve">c.</w:t>
@@ -1218,7 +1222,7 @@
               <w:rPr>
                 <w:rFonts w:ascii="Avenir Next" w:hAnsi="Avenir Next" w:cs="Avenir Next" w:eastAsia="Avenir Next"/>
                 <w:color w:val="1A1A1A"/>
-                <w:sz w:val="20"/>
+                <w:sz w:val="22"/>
                 <w:szCs w:val="20"/>
               </w:rPr>
               <w:t xml:space="preserve">−0.3 is between</w:t>
@@ -1262,7 +1266,7 @@
                 <w:rFonts w:ascii="Avenir Next" w:hAnsi="Avenir Next" w:cs="Avenir Next" w:eastAsia="Avenir Next"/>
                 <w:b/>
                 <w:color w:val="003A70"/>
-                <w:sz w:val="20"/>
+                <w:sz w:val="22"/>
                 <w:szCs w:val="20"/>
               </w:rPr>
               <w:t xml:space="preserve">d.</w:t>
@@ -1280,7 +1284,7 @@
               <w:rPr>
                 <w:rFonts w:ascii="Avenir Next" w:hAnsi="Avenir Next" w:cs="Avenir Next" w:eastAsia="Avenir Next"/>
                 <w:color w:val="1A1A1A"/>
-                <w:sz w:val="20"/>
+                <w:sz w:val="22"/>
                 <w:szCs w:val="20"/>
               </w:rPr>
               <w:t xml:space="preserve">−9/4 is between</w:t>
@@ -1327,25 +1331,25 @@
           <w:rFonts w:ascii="Avenir Next" w:hAnsi="Avenir Next" w:cs="Avenir Next" w:eastAsia="Avenir Next"/>
           <w:b/>
           <w:color w:val="1A1A1A"/>
+          <w:sz w:val="22"/>
+          <w:szCs w:val="20"/>
+        </w:rPr>
+        <w:t xml:space="preserve">4.</w:t>
+      </w:r>
+      <w:r>
+        <w:rPr>
+          <w:rFonts w:ascii="Avenir Next" w:hAnsi="Avenir Next" w:cs="Avenir Next" w:eastAsia="Avenir Next"/>
+          <w:color w:val="1A1A1A"/>
           <w:sz w:val="20"/>
           <w:szCs w:val="20"/>
         </w:rPr>
-        <w:t xml:space="preserve">4.</w:t>
-      </w:r>
-      <w:r>
-        <w:rPr>
-          <w:rFonts w:ascii="Avenir Next" w:hAnsi="Avenir Next" w:cs="Avenir Next" w:eastAsia="Avenir Next"/>
-          <w:color w:val="1A1A1A"/>
-          <w:sz w:val="20"/>
-          <w:szCs w:val="20"/>
-        </w:rPr>
         <w:tab/>
       </w:r>
       <w:r>
         <w:rPr>
           <w:rFonts w:ascii="Avenir Next" w:hAnsi="Avenir Next" w:cs="Avenir Next" w:eastAsia="Avenir Next"/>
           <w:color w:val="1A1A1A"/>
-          <w:sz w:val="20"/>
+          <w:sz w:val="22"/>
           <w:szCs w:val="20"/>
         </w:rPr>
         <w:t xml:space="preserve">Write a rational number for each situation.</w:t>
@@ -1401,7 +1405,7 @@
                 <w:rFonts w:ascii="Avenir Next" w:hAnsi="Avenir Next" w:cs="Avenir Next" w:eastAsia="Avenir Next"/>
                 <w:b/>
                 <w:color w:val="003A70"/>
-                <w:sz w:val="20"/>
+                <w:sz w:val="22"/>
                 <w:szCs w:val="20"/>
               </w:rPr>
               <w:t xml:space="preserve">a.</w:t>
@@ -1419,7 +1423,7 @@
               <w:rPr>
                 <w:rFonts w:ascii="Avenir Next" w:hAnsi="Avenir Next" w:cs="Avenir Next" w:eastAsia="Avenir Next"/>
                 <w:color w:val="1A1A1A"/>
-                <w:sz w:val="20"/>
+                <w:sz w:val="22"/>
                 <w:szCs w:val="20"/>
               </w:rPr>
               <w:t xml:space="preserve">a loss of $3.50</w:t>
@@ -1463,7 +1467,7 @@
                 <w:rFonts w:ascii="Avenir Next" w:hAnsi="Avenir Next" w:cs="Avenir Next" w:eastAsia="Avenir Next"/>
                 <w:b/>
                 <w:color w:val="003A70"/>
-                <w:sz w:val="20"/>
+                <w:sz w:val="22"/>
                 <w:szCs w:val="20"/>
               </w:rPr>
               <w:t xml:space="preserve">b.</w:t>
@@ -1481,7 +1485,7 @@
               <w:rPr>
                 <w:rFonts w:ascii="Avenir Next" w:hAnsi="Avenir Next" w:cs="Avenir Next" w:eastAsia="Avenir Next"/>
                 <w:color w:val="1A1A1A"/>
-                <w:sz w:val="20"/>
+                <w:sz w:val="22"/>
                 <w:szCs w:val="20"/>
               </w:rPr>
               <w:t xml:space="preserve">a gain of 2 1/2 ft</w:t>
@@ -1525,7 +1529,7 @@
                 <w:rFonts w:ascii="Avenir Next" w:hAnsi="Avenir Next" w:cs="Avenir Next" w:eastAsia="Avenir Next"/>
                 <w:b/>
                 <w:color w:val="003A70"/>
-                <w:sz w:val="20"/>
+                <w:sz w:val="22"/>
                 <w:szCs w:val="20"/>
               </w:rPr>
               <w:t xml:space="preserve">c.</w:t>
@@ -1543,7 +1547,7 @@
               <w:rPr>
                 <w:rFonts w:ascii="Avenir Next" w:hAnsi="Avenir Next" w:cs="Avenir Next" w:eastAsia="Avenir Next"/>
                 <w:color w:val="1A1A1A"/>
-                <w:sz w:val="20"/>
+                <w:sz w:val="22"/>
                 <w:szCs w:val="20"/>
               </w:rPr>
               <w:t xml:space="preserve">4.5 degrees below 0</w:t>
@@ -1590,18 +1594,18 @@
           <w:rFonts w:ascii="Avenir Next" w:hAnsi="Avenir Next" w:cs="Avenir Next" w:eastAsia="Avenir Next"/>
           <w:b/>
           <w:color w:val="1A1A1A"/>
+          <w:sz w:val="22"/>
+          <w:szCs w:val="20"/>
+        </w:rPr>
+        <w:t xml:space="preserve">5.</w:t>
+      </w:r>
+      <w:r>
+        <w:rPr>
+          <w:rFonts w:ascii="Avenir Next" w:hAnsi="Avenir Next" w:cs="Avenir Next" w:eastAsia="Avenir Next"/>
+          <w:color w:val="1A1A1A"/>
           <w:sz w:val="20"/>
           <w:szCs w:val="20"/>
         </w:rPr>
-        <w:t xml:space="preserve">5.</w:t>
-      </w:r>
-      <w:r>
-        <w:rPr>
-          <w:rFonts w:ascii="Avenir Next" w:hAnsi="Avenir Next" w:cs="Avenir Next" w:eastAsia="Avenir Next"/>
-          <w:color w:val="1A1A1A"/>
-          <w:sz w:val="20"/>
-          <w:szCs w:val="20"/>
-        </w:rPr>
         <w:tab/>
       </w:r>
       <w:r>
@@ -1609,7 +1613,7 @@
           <w:rFonts w:ascii="Avenir Next" w:hAnsi="Avenir Next" w:cs="Avenir Next" w:eastAsia="Avenir Next"/>
           <w:b/>
           <w:color w:val="1A1A1A"/>
-          <w:sz w:val="20"/>
+          <w:sz w:val="22"/>
           <w:szCs w:val="20"/>
         </w:rPr>
         <w:t xml:space="preserve">Pond.  </w:t>
@@ -1618,7 +1622,7 @@
         <w:rPr>
           <w:rFonts w:ascii="Avenir Next" w:hAnsi="Avenir Next" w:cs="Avenir Next" w:eastAsia="Avenir Next"/>
           <w:color w:val="1A1A1A"/>
-          <w:sz w:val="20"/>
+          <w:sz w:val="22"/>
           <w:szCs w:val="20"/>
         </w:rPr>
         <w:t xml:space="preserve">A frog sits 1.5 feet above a pond. A fish swims 2.25 feet below the surface (0).</w:t>
@@ -1638,25 +1642,25 @@
           <w:rFonts w:ascii="Avenir Next" w:hAnsi="Avenir Next" w:cs="Avenir Next" w:eastAsia="Avenir Next"/>
           <w:b/>
           <w:color w:val="003A70"/>
+          <w:sz w:val="22"/>
+          <w:szCs w:val="20"/>
+        </w:rPr>
+        <w:t xml:space="preserve">a.</w:t>
+      </w:r>
+      <w:r>
+        <w:rPr>
+          <w:rFonts w:ascii="Avenir Next" w:hAnsi="Avenir Next" w:cs="Avenir Next" w:eastAsia="Avenir Next"/>
+          <w:color w:val="1A1A1A"/>
           <w:sz w:val="20"/>
           <w:szCs w:val="20"/>
         </w:rPr>
-        <w:t xml:space="preserve">a.</w:t>
-      </w:r>
-      <w:r>
-        <w:rPr>
-          <w:rFonts w:ascii="Avenir Next" w:hAnsi="Avenir Next" w:cs="Avenir Next" w:eastAsia="Avenir Next"/>
-          <w:color w:val="1A1A1A"/>
-          <w:sz w:val="20"/>
-          <w:szCs w:val="20"/>
-        </w:rPr>
         <w:tab/>
       </w:r>
       <w:r>
         <w:rPr>
           <w:rFonts w:ascii="Avenir Next" w:hAnsi="Avenir Next" w:cs="Avenir Next" w:eastAsia="Avenir Next"/>
           <w:color w:val="1A1A1A"/>
-          <w:sz w:val="20"/>
+          <w:sz w:val="22"/>
           <w:szCs w:val="20"/>
         </w:rPr>
         <w:t xml:space="preserve">Write a number for the frog and for the fish.</w:t>
@@ -1695,25 +1699,25 @@
           <w:rFonts w:ascii="Avenir Next" w:hAnsi="Avenir Next" w:cs="Avenir Next" w:eastAsia="Avenir Next"/>
           <w:b/>
           <w:color w:val="003A70"/>
+          <w:sz w:val="22"/>
+          <w:szCs w:val="20"/>
+        </w:rPr>
+        <w:t xml:space="preserve">b.</w:t>
+      </w:r>
+      <w:r>
+        <w:rPr>
+          <w:rFonts w:ascii="Avenir Next" w:hAnsi="Avenir Next" w:cs="Avenir Next" w:eastAsia="Avenir Next"/>
+          <w:color w:val="1A1A1A"/>
           <w:sz w:val="20"/>
           <w:szCs w:val="20"/>
         </w:rPr>
-        <w:t xml:space="preserve">b.</w:t>
-      </w:r>
-      <w:r>
-        <w:rPr>
-          <w:rFonts w:ascii="Avenir Next" w:hAnsi="Avenir Next" w:cs="Avenir Next" w:eastAsia="Avenir Next"/>
-          <w:color w:val="1A1A1A"/>
-          <w:sz w:val="20"/>
-          <w:szCs w:val="20"/>
-        </w:rPr>
         <w:tab/>
       </w:r>
       <w:r>
         <w:rPr>
           <w:rFonts w:ascii="Avenir Next" w:hAnsi="Avenir Next" w:cs="Avenir Next" w:eastAsia="Avenir Next"/>
           <w:color w:val="1A1A1A"/>
-          <w:sz w:val="20"/>
+          <w:sz w:val="22"/>
           <w:szCs w:val="20"/>
         </w:rPr>
         <w:t xml:space="preserve">Which one is closer to the surface?</w:t>
@@ -1757,18 +1761,18 @@
           <w:rFonts w:ascii="Avenir Next" w:hAnsi="Avenir Next" w:cs="Avenir Next" w:eastAsia="Avenir Next"/>
           <w:b/>
           <w:color w:val="1A1A1A"/>
+          <w:sz w:val="22"/>
+          <w:szCs w:val="20"/>
+        </w:rPr>
+        <w:t xml:space="preserve">6.</w:t>
+      </w:r>
+      <w:r>
+        <w:rPr>
+          <w:rFonts w:ascii="Avenir Next" w:hAnsi="Avenir Next" w:cs="Avenir Next" w:eastAsia="Avenir Next"/>
+          <w:color w:val="1A1A1A"/>
           <w:sz w:val="20"/>
           <w:szCs w:val="20"/>
         </w:rPr>
-        <w:t xml:space="preserve">6.</w:t>
-      </w:r>
-      <w:r>
-        <w:rPr>
-          <w:rFonts w:ascii="Avenir Next" w:hAnsi="Avenir Next" w:cs="Avenir Next" w:eastAsia="Avenir Next"/>
-          <w:color w:val="1A1A1A"/>
-          <w:sz w:val="20"/>
-          <w:szCs w:val="20"/>
-        </w:rPr>
         <w:tab/>
       </w:r>
       <w:r>
@@ -1776,7 +1780,7 @@
           <w:rFonts w:ascii="Avenir Next" w:hAnsi="Avenir Next" w:cs="Avenir Next" w:eastAsia="Avenir Next"/>
           <w:b/>
           <w:color w:val="1A1A1A"/>
-          <w:sz w:val="20"/>
+          <w:sz w:val="22"/>
           <w:szCs w:val="20"/>
         </w:rPr>
         <w:t xml:space="preserve">Find the Error.  </w:t>
@@ -1785,7 +1789,7 @@
         <w:rPr>
           <w:rFonts w:ascii="Avenir Next" w:hAnsi="Avenir Next" w:cs="Avenir Next" w:eastAsia="Avenir Next"/>
           <w:color w:val="1A1A1A"/>
-          <w:sz w:val="20"/>
+          <w:sz w:val="22"/>
           <w:szCs w:val="20"/>
         </w:rPr>
         <w:t xml:space="preserve">Tyrell plotted −1.5 between −1 and 0. Explain his mistake.</w:t>
@@ -1906,6 +1910,7 @@
           </w:tcPr>
           <w:p>
             <w:pPr>
+              <w:pStyle w:val="Heading2"/>
               <w:spacing w:before="0" w:after="0" w:line="240" w:lineRule="auto"/>
             </w:pPr>
             <w:r>
@@ -1943,7 +1948,7 @@
               <w:rPr>
                 <w:rFonts w:ascii="Avenir Next" w:hAnsi="Avenir Next" w:cs="Avenir Next" w:eastAsia="Avenir Next"/>
                 <w:color w:val="1A1A1A"/>
-                <w:sz w:val="17"/>
+                <w:sz w:val="22"/>
                 <w:szCs w:val="17"/>
               </w:rPr>
               <w:t xml:space="preserve">  I can do this on my own</w:t>
@@ -1972,7 +1977,7 @@
               <w:rPr>
                 <w:rFonts w:ascii="Avenir Next" w:hAnsi="Avenir Next" w:cs="Avenir Next" w:eastAsia="Avenir Next"/>
                 <w:color w:val="1A1A1A"/>
-                <w:sz w:val="17"/>
+                <w:sz w:val="22"/>
                 <w:szCs w:val="17"/>
               </w:rPr>
               <w:t xml:space="preserve">  I need a little help</w:t>
@@ -2001,7 +2006,7 @@
               <w:rPr>
                 <w:rFonts w:ascii="Avenir Next" w:hAnsi="Avenir Next" w:cs="Avenir Next" w:eastAsia="Avenir Next"/>
                 <w:color w:val="1A1A1A"/>
-                <w:sz w:val="17"/>
+                <w:sz w:val="22"/>
                 <w:szCs w:val="17"/>
               </w:rPr>
               <w:t xml:space="preserve">  I have a question about #</w:t>
@@ -2039,7 +2044,7 @@
         <w:rPr>
           <w:rFonts w:ascii="Avenir Next" w:hAnsi="Avenir Next" w:cs="Avenir Next" w:eastAsia="Avenir Next"/>
           <w:color w:val="5A5F66"/>
-          <w:sz w:val="17"/>
+          <w:sz w:val="22"/>
           <w:szCs w:val="17"/>
         </w:rPr>
         <w:t xml:space="preserve">Find a ruler or measuring cup at home. Show someone where 1/2, 1/4, and 3/4 are.</w:t>
@@ -2059,10 +2064,28 @@
         <w:rPr>
           <w:rFonts w:ascii="Avenir Next" w:hAnsi="Avenir Next" w:cs="Avenir Next" w:eastAsia="Avenir Next"/>
           <w:color w:val="1A1A1A"/>
+          <w:sz w:val="22"/>
+          <w:szCs w:val="20"/>
+        </w:rPr>
+        <w:t xml:space="preserve">Name</w:t>
+      </w:r>
+      <w:r>
+        <w:rPr>
+          <w:rFonts w:ascii="Avenir Next" w:hAnsi="Avenir Next" w:cs="Avenir Next" w:eastAsia="Avenir Next"/>
+          <w:color w:val="1A1A1A"/>
           <w:sz w:val="20"/>
           <w:szCs w:val="20"/>
         </w:rPr>
-        <w:t xml:space="preserve">Name</w:t>
+        <w:tab/>
+      </w:r>
+      <w:r>
+        <w:rPr>
+          <w:rFonts w:ascii="Avenir Next" w:hAnsi="Avenir Next" w:cs="Avenir Next" w:eastAsia="Avenir Next"/>
+          <w:color w:val="1A1A1A"/>
+          <w:sz w:val="22"/>
+          <w:szCs w:val="20"/>
+        </w:rPr>
+        <w:t xml:space="preserve">   Date</w:t>
       </w:r>
       <w:r>
         <w:rPr>
@@ -2077,25 +2100,7 @@
         <w:rPr>
           <w:rFonts w:ascii="Avenir Next" w:hAnsi="Avenir Next" w:cs="Avenir Next" w:eastAsia="Avenir Next"/>
           <w:color w:val="1A1A1A"/>
-          <w:sz w:val="20"/>
-          <w:szCs w:val="20"/>
-        </w:rPr>
-        <w:t xml:space="preserve">   Date</w:t>
-      </w:r>
-      <w:r>
-        <w:rPr>
-          <w:rFonts w:ascii="Avenir Next" w:hAnsi="Avenir Next" w:cs="Avenir Next" w:eastAsia="Avenir Next"/>
-          <w:color w:val="1A1A1A"/>
-          <w:sz w:val="20"/>
-          <w:szCs w:val="20"/>
-        </w:rPr>
-        <w:tab/>
-      </w:r>
-      <w:r>
-        <w:rPr>
-          <w:rFonts w:ascii="Avenir Next" w:hAnsi="Avenir Next" w:cs="Avenir Next" w:eastAsia="Avenir Next"/>
-          <w:color w:val="1A1A1A"/>
-          <w:sz w:val="20"/>
+          <w:sz w:val="22"/>
           <w:szCs w:val="20"/>
         </w:rPr>
         <w:t xml:space="preserve">   Period</w:t>
@@ -2122,7 +2127,7 @@
           <w:caps/>
           <w:color w:val="003A70"/>
           <w:spacing w:val="12"/>
-          <w:sz w:val="19"/>
+          <w:sz w:val="22"/>
           <w:szCs w:val="19"/>
         </w:rPr>
         <w:t xml:space="preserve">Lesson 7-2  ·  Homework Packet  ·  Sheet 2 of 2</w:t>
@@ -2130,6 +2135,7 @@
     </w:p>
     <w:p>
       <w:pPr>
+        <w:pStyle w:val="Heading1"/>
         <w:keepNext/>
         <w:spacing w:before="0" w:after="0" w:line="240" w:lineRule="auto"/>
       </w:pPr>
@@ -2155,7 +2161,7 @@
         <w:rPr>
           <w:rFonts w:ascii="Avenir Next" w:hAnsi="Avenir Next" w:cs="Avenir Next" w:eastAsia="Avenir Next"/>
           <w:color w:val="5A5F66"/>
-          <w:sz w:val="17"/>
+          <w:sz w:val="22"/>
           <w:szCs w:val="17"/>
         </w:rPr>
         <w:t xml:space="preserve">Maryland Standard 6.NS.C.6a   ·   Learning target — I can find the opposite of a rational number and explain what taking the opposite twice does.</w:t>
@@ -2202,6 +2208,7 @@
           </w:tcPr>
           <w:p>
             <w:pPr>
+              <w:pStyle w:val="Heading2"/>
               <w:spacing w:before="0" w:after="0" w:line="240" w:lineRule="auto"/>
             </w:pPr>
             <w:r>
@@ -2229,35 +2236,35 @@
                 <w:rFonts w:ascii="Avenir Next" w:hAnsi="Avenir Next" w:cs="Avenir Next" w:eastAsia="Avenir Next"/>
                 <w:b/>
                 <w:color w:val="003A70"/>
+                <w:sz w:val="22"/>
+                <w:szCs w:val="18"/>
+              </w:rPr>
+              <w:t xml:space="preserve">•</w:t>
+            </w:r>
+            <w:r>
+              <w:rPr>
+                <w:rFonts w:ascii="Avenir Next" w:hAnsi="Avenir Next" w:cs="Avenir Next" w:eastAsia="Avenir Next"/>
+                <w:color w:val="1A1A1A"/>
                 <w:sz w:val="18"/>
                 <w:szCs w:val="18"/>
               </w:rPr>
-              <w:t xml:space="preserve">•</w:t>
-            </w:r>
-            <w:r>
-              <w:rPr>
-                <w:rFonts w:ascii="Avenir Next" w:hAnsi="Avenir Next" w:cs="Avenir Next" w:eastAsia="Avenir Next"/>
-                <w:color w:val="1A1A1A"/>
-                <w:sz w:val="18"/>
+              <w:tab/>
+            </w:r>
+            <w:r>
+              <w:rPr>
+                <w:rFonts w:ascii="Avenir Next" w:hAnsi="Avenir Next" w:cs="Avenir Next" w:eastAsia="Avenir Next"/>
+                <w:b/>
+                <w:color w:val="1A1A1A"/>
+                <w:sz w:val="22"/>
                 <w:szCs w:val="18"/>
               </w:rPr>
-              <w:tab/>
-            </w:r>
-            <w:r>
-              <w:rPr>
-                <w:rFonts w:ascii="Avenir Next" w:hAnsi="Avenir Next" w:cs="Avenir Next" w:eastAsia="Avenir Next"/>
-                <w:b/>
-                <w:color w:val="1A1A1A"/>
-                <w:sz w:val="18"/>
-                <w:szCs w:val="18"/>
-              </w:rPr>
               <w:t xml:space="preserve">Opposites</w:t>
             </w:r>
             <w:r>
               <w:rPr>
                 <w:rFonts w:ascii="Avenir Next" w:hAnsi="Avenir Next" w:cs="Avenir Next" w:eastAsia="Avenir Next"/>
                 <w:color w:val="1A1A1A"/>
-                <w:sz w:val="18"/>
+                <w:sz w:val="22"/>
                 <w:szCs w:val="18"/>
               </w:rPr>
               <w:t xml:space="preserve"> are the same distance from 0: 2.5 and −2.5.</w:t>
@@ -2276,44 +2283,44 @@
                 <w:rFonts w:ascii="Avenir Next" w:hAnsi="Avenir Next" w:cs="Avenir Next" w:eastAsia="Avenir Next"/>
                 <w:b/>
                 <w:color w:val="003A70"/>
+                <w:sz w:val="22"/>
+                <w:szCs w:val="18"/>
+              </w:rPr>
+              <w:t xml:space="preserve">•</w:t>
+            </w:r>
+            <w:r>
+              <w:rPr>
+                <w:rFonts w:ascii="Avenir Next" w:hAnsi="Avenir Next" w:cs="Avenir Next" w:eastAsia="Avenir Next"/>
+                <w:color w:val="1A1A1A"/>
                 <w:sz w:val="18"/>
                 <w:szCs w:val="18"/>
               </w:rPr>
-              <w:t xml:space="preserve">•</w:t>
-            </w:r>
-            <w:r>
-              <w:rPr>
-                <w:rFonts w:ascii="Avenir Next" w:hAnsi="Avenir Next" w:cs="Avenir Next" w:eastAsia="Avenir Next"/>
-                <w:color w:val="1A1A1A"/>
-                <w:sz w:val="18"/>
+              <w:tab/>
+            </w:r>
+            <w:r>
+              <w:rPr>
+                <w:rFonts w:ascii="Avenir Next" w:hAnsi="Avenir Next" w:cs="Avenir Next" w:eastAsia="Avenir Next"/>
+                <w:color w:val="1A1A1A"/>
+                <w:sz w:val="22"/>
                 <w:szCs w:val="18"/>
               </w:rPr>
-              <w:tab/>
-            </w:r>
-            <w:r>
-              <w:rPr>
-                <w:rFonts w:ascii="Avenir Next" w:hAnsi="Avenir Next" w:cs="Avenir Next" w:eastAsia="Avenir Next"/>
-                <w:color w:val="1A1A1A"/>
-                <w:sz w:val="18"/>
+              <w:t xml:space="preserve">The opposite of a negative number is </w:t>
+            </w:r>
+            <w:r>
+              <w:rPr>
+                <w:rFonts w:ascii="Avenir Next" w:hAnsi="Avenir Next" w:cs="Avenir Next" w:eastAsia="Avenir Next"/>
+                <w:b/>
+                <w:color w:val="1A1A1A"/>
+                <w:sz w:val="22"/>
                 <w:szCs w:val="18"/>
               </w:rPr>
-              <w:t xml:space="preserve">The opposite of a negative number is </w:t>
-            </w:r>
-            <w:r>
-              <w:rPr>
-                <w:rFonts w:ascii="Avenir Next" w:hAnsi="Avenir Next" w:cs="Avenir Next" w:eastAsia="Avenir Next"/>
-                <w:b/>
-                <w:color w:val="1A1A1A"/>
-                <w:sz w:val="18"/>
-                <w:szCs w:val="18"/>
-              </w:rPr>
               <w:t xml:space="preserve">positive</w:t>
             </w:r>
             <w:r>
               <w:rPr>
                 <w:rFonts w:ascii="Avenir Next" w:hAnsi="Avenir Next" w:cs="Avenir Next" w:eastAsia="Avenir Next"/>
                 <w:color w:val="1A1A1A"/>
-                <w:sz w:val="18"/>
+                <w:sz w:val="22"/>
                 <w:szCs w:val="18"/>
               </w:rPr>
               <w:t xml:space="preserve">.</w:t>
@@ -2332,44 +2339,44 @@
                 <w:rFonts w:ascii="Avenir Next" w:hAnsi="Avenir Next" w:cs="Avenir Next" w:eastAsia="Avenir Next"/>
                 <w:b/>
                 <w:color w:val="003A70"/>
+                <w:sz w:val="22"/>
+                <w:szCs w:val="18"/>
+              </w:rPr>
+              <w:t xml:space="preserve">•</w:t>
+            </w:r>
+            <w:r>
+              <w:rPr>
+                <w:rFonts w:ascii="Avenir Next" w:hAnsi="Avenir Next" w:cs="Avenir Next" w:eastAsia="Avenir Next"/>
+                <w:color w:val="1A1A1A"/>
                 <w:sz w:val="18"/>
                 <w:szCs w:val="18"/>
               </w:rPr>
-              <w:t xml:space="preserve">•</w:t>
-            </w:r>
-            <w:r>
-              <w:rPr>
-                <w:rFonts w:ascii="Avenir Next" w:hAnsi="Avenir Next" w:cs="Avenir Next" w:eastAsia="Avenir Next"/>
-                <w:color w:val="1A1A1A"/>
-                <w:sz w:val="18"/>
+              <w:tab/>
+            </w:r>
+            <w:r>
+              <w:rPr>
+                <w:rFonts w:ascii="Avenir Next" w:hAnsi="Avenir Next" w:cs="Avenir Next" w:eastAsia="Avenir Next"/>
+                <w:color w:val="1A1A1A"/>
+                <w:sz w:val="22"/>
                 <w:szCs w:val="18"/>
               </w:rPr>
-              <w:tab/>
-            </w:r>
-            <w:r>
-              <w:rPr>
-                <w:rFonts w:ascii="Avenir Next" w:hAnsi="Avenir Next" w:cs="Avenir Next" w:eastAsia="Avenir Next"/>
-                <w:color w:val="1A1A1A"/>
-                <w:sz w:val="18"/>
+              <w:t xml:space="preserve">Taking the opposite </w:t>
+            </w:r>
+            <w:r>
+              <w:rPr>
+                <w:rFonts w:ascii="Avenir Next" w:hAnsi="Avenir Next" w:cs="Avenir Next" w:eastAsia="Avenir Next"/>
+                <w:b/>
+                <w:color w:val="1A1A1A"/>
+                <w:sz w:val="22"/>
                 <w:szCs w:val="18"/>
               </w:rPr>
-              <w:t xml:space="preserve">Taking the opposite </w:t>
-            </w:r>
-            <w:r>
-              <w:rPr>
-                <w:rFonts w:ascii="Avenir Next" w:hAnsi="Avenir Next" w:cs="Avenir Next" w:eastAsia="Avenir Next"/>
-                <w:b/>
-                <w:color w:val="1A1A1A"/>
-                <w:sz w:val="18"/>
-                <w:szCs w:val="18"/>
-              </w:rPr>
               <w:t xml:space="preserve">twice</w:t>
             </w:r>
             <w:r>
               <w:rPr>
                 <w:rFonts w:ascii="Avenir Next" w:hAnsi="Avenir Next" w:cs="Avenir Next" w:eastAsia="Avenir Next"/>
                 <w:color w:val="1A1A1A"/>
-                <w:sz w:val="18"/>
+                <w:sz w:val="22"/>
                 <w:szCs w:val="18"/>
               </w:rPr>
               <w:t xml:space="preserve"> gives back the number you started with.</w:t>
@@ -2384,6 +2391,7 @@
           </w:tcPr>
           <w:p>
             <w:pPr>
+              <w:pStyle w:val="Heading2"/>
               <w:spacing w:before="0" w:after="0" w:line="240" w:lineRule="auto"/>
             </w:pPr>
             <w:r>
@@ -2406,7 +2414,7 @@
               <w:rPr>
                 <w:rFonts w:ascii="Avenir Next" w:hAnsi="Avenir Next" w:cs="Avenir Next" w:eastAsia="Avenir Next"/>
                 <w:color w:val="1A1A1A"/>
-                <w:sz w:val="17"/>
+                <w:sz w:val="22"/>
                 <w:szCs w:val="17"/>
               </w:rPr>
               <w:t xml:space="preserve">Start at 3/5. Find its opposite. Then find the opposite of that.</w:t>
@@ -2425,25 +2433,25 @@
                 <w:rFonts w:ascii="Avenir Next" w:hAnsi="Avenir Next" w:cs="Avenir Next" w:eastAsia="Avenir Next"/>
                 <w:b/>
                 <w:color w:val="003A70"/>
+                <w:sz w:val="22"/>
+                <w:szCs w:val="17"/>
+              </w:rPr>
+              <w:t xml:space="preserve">Step 1</w:t>
+            </w:r>
+            <w:r>
+              <w:rPr>
+                <w:rFonts w:ascii="Avenir Next" w:hAnsi="Avenir Next" w:cs="Avenir Next" w:eastAsia="Avenir Next"/>
+                <w:color w:val="1A1A1A"/>
                 <w:sz w:val="17"/>
                 <w:szCs w:val="17"/>
               </w:rPr>
-              <w:t xml:space="preserve">Step 1</w:t>
-            </w:r>
-            <w:r>
-              <w:rPr>
-                <w:rFonts w:ascii="Avenir Next" w:hAnsi="Avenir Next" w:cs="Avenir Next" w:eastAsia="Avenir Next"/>
-                <w:color w:val="1A1A1A"/>
-                <w:sz w:val="17"/>
-                <w:szCs w:val="17"/>
-              </w:rPr>
               <w:tab/>
             </w:r>
             <w:r>
               <w:rPr>
                 <w:rFonts w:ascii="Avenir Next" w:hAnsi="Avenir Next" w:cs="Avenir Next" w:eastAsia="Avenir Next"/>
                 <w:color w:val="1A1A1A"/>
-                <w:sz w:val="17"/>
+                <w:sz w:val="22"/>
                 <w:szCs w:val="17"/>
               </w:rPr>
               <w:t xml:space="preserve">Opposite of 3/5 is −3/5.</w:t>
@@ -2462,25 +2470,25 @@
                 <w:rFonts w:ascii="Avenir Next" w:hAnsi="Avenir Next" w:cs="Avenir Next" w:eastAsia="Avenir Next"/>
                 <w:b/>
                 <w:color w:val="003A70"/>
+                <w:sz w:val="22"/>
+                <w:szCs w:val="17"/>
+              </w:rPr>
+              <w:t xml:space="preserve">Step 2</w:t>
+            </w:r>
+            <w:r>
+              <w:rPr>
+                <w:rFonts w:ascii="Avenir Next" w:hAnsi="Avenir Next" w:cs="Avenir Next" w:eastAsia="Avenir Next"/>
+                <w:color w:val="1A1A1A"/>
                 <w:sz w:val="17"/>
                 <w:szCs w:val="17"/>
               </w:rPr>
-              <w:t xml:space="preserve">Step 2</w:t>
-            </w:r>
-            <w:r>
-              <w:rPr>
-                <w:rFonts w:ascii="Avenir Next" w:hAnsi="Avenir Next" w:cs="Avenir Next" w:eastAsia="Avenir Next"/>
-                <w:color w:val="1A1A1A"/>
-                <w:sz w:val="17"/>
-                <w:szCs w:val="17"/>
-              </w:rPr>
               <w:tab/>
             </w:r>
             <w:r>
               <w:rPr>
                 <w:rFonts w:ascii="Avenir Next" w:hAnsi="Avenir Next" w:cs="Avenir Next" w:eastAsia="Avenir Next"/>
                 <w:color w:val="1A1A1A"/>
-                <w:sz w:val="17"/>
+                <w:sz w:val="22"/>
                 <w:szCs w:val="17"/>
               </w:rPr>
               <w:t xml:space="preserve">Opposite of −3/5 is 3/5.</w:t>
@@ -2499,18 +2507,18 @@
                 <w:rFonts w:ascii="Avenir Next" w:hAnsi="Avenir Next" w:cs="Avenir Next" w:eastAsia="Avenir Next"/>
                 <w:b/>
                 <w:color w:val="1A1A1A"/>
+                <w:sz w:val="22"/>
+                <w:szCs w:val="17"/>
+              </w:rPr>
+              <w:t xml:space="preserve">Answer</w:t>
+            </w:r>
+            <w:r>
+              <w:rPr>
+                <w:rFonts w:ascii="Avenir Next" w:hAnsi="Avenir Next" w:cs="Avenir Next" w:eastAsia="Avenir Next"/>
+                <w:color w:val="1A1A1A"/>
                 <w:sz w:val="17"/>
                 <w:szCs w:val="17"/>
               </w:rPr>
-              <w:t xml:space="preserve">Answer</w:t>
-            </w:r>
-            <w:r>
-              <w:rPr>
-                <w:rFonts w:ascii="Avenir Next" w:hAnsi="Avenir Next" w:cs="Avenir Next" w:eastAsia="Avenir Next"/>
-                <w:color w:val="1A1A1A"/>
-                <w:sz w:val="17"/>
-                <w:szCs w:val="17"/>
-              </w:rPr>
               <w:tab/>
             </w:r>
             <w:r>
@@ -2518,7 +2526,7 @@
                 <w:rFonts w:ascii="Avenir Next" w:hAnsi="Avenir Next" w:cs="Avenir Next" w:eastAsia="Avenir Next"/>
                 <w:b/>
                 <w:color w:val="1A1A1A"/>
-                <w:sz w:val="17"/>
+                <w:sz w:val="22"/>
                 <w:szCs w:val="17"/>
               </w:rPr>
               <w:t xml:space="preserve">−3/5, then 3/5</w:t>
@@ -2529,6 +2537,7 @@
     </w:tbl>
     <w:p>
       <w:pPr>
+        <w:pStyle w:val="Heading2"/>
         <w:keepNext/>
         <w:pBdr>
           <w:bottom w:val="single" w:sz="8" w:space="3" w:color="003A70"/>
@@ -2544,7 +2553,7 @@
           <w:b/>
           <w:color w:val="003A70"/>
           <w:spacing w:val="14"/>
-          <w:sz w:val="19"/>
+          <w:sz w:val="22"/>
           <w:szCs w:val="19"/>
         </w:rPr>
         <w:t xml:space="preserve">PRACTICE</w:t>
@@ -2563,7 +2572,7 @@
           <w:rFonts w:ascii="Avenir Next" w:hAnsi="Avenir Next" w:cs="Avenir Next" w:eastAsia="Avenir Next"/>
           <w:i/>
           <w:color w:val="5A5F66"/>
-          <w:sz w:val="17"/>
+          <w:sz w:val="22"/>
           <w:szCs w:val="17"/>
         </w:rPr>
         <w:t xml:space="preserve">show your work · label units</w:t>
@@ -2583,25 +2592,25 @@
           <w:rFonts w:ascii="Avenir Next" w:hAnsi="Avenir Next" w:cs="Avenir Next" w:eastAsia="Avenir Next"/>
           <w:b/>
           <w:color w:val="1A1A1A"/>
+          <w:sz w:val="22"/>
+          <w:szCs w:val="20"/>
+        </w:rPr>
+        <w:t xml:space="preserve">1.</w:t>
+      </w:r>
+      <w:r>
+        <w:rPr>
+          <w:rFonts w:ascii="Avenir Next" w:hAnsi="Avenir Next" w:cs="Avenir Next" w:eastAsia="Avenir Next"/>
+          <w:color w:val="1A1A1A"/>
           <w:sz w:val="20"/>
           <w:szCs w:val="20"/>
         </w:rPr>
-        <w:t xml:space="preserve">1.</w:t>
-      </w:r>
-      <w:r>
-        <w:rPr>
-          <w:rFonts w:ascii="Avenir Next" w:hAnsi="Avenir Next" w:cs="Avenir Next" w:eastAsia="Avenir Next"/>
-          <w:color w:val="1A1A1A"/>
-          <w:sz w:val="20"/>
-          <w:szCs w:val="20"/>
-        </w:rPr>
         <w:tab/>
       </w:r>
       <w:r>
         <w:rPr>
           <w:rFonts w:ascii="Avenir Next" w:hAnsi="Avenir Next" w:cs="Avenir Next" w:eastAsia="Avenir Next"/>
           <w:color w:val="1A1A1A"/>
-          <w:sz w:val="20"/>
+          <w:sz w:val="22"/>
           <w:szCs w:val="20"/>
         </w:rPr>
         <w:t xml:space="preserve">Write the opposite of each number, or find the value.</w:t>
@@ -2657,7 +2666,7 @@
                 <w:rFonts w:ascii="Avenir Next" w:hAnsi="Avenir Next" w:cs="Avenir Next" w:eastAsia="Avenir Next"/>
                 <w:b/>
                 <w:color w:val="003A70"/>
-                <w:sz w:val="20"/>
+                <w:sz w:val="22"/>
                 <w:szCs w:val="20"/>
               </w:rPr>
               <w:t xml:space="preserve">a.</w:t>
@@ -2675,7 +2684,7 @@
               <w:rPr>
                 <w:rFonts w:ascii="Avenir Next" w:hAnsi="Avenir Next" w:cs="Avenir Next" w:eastAsia="Avenir Next"/>
                 <w:color w:val="1A1A1A"/>
-                <w:sz w:val="20"/>
+                <w:sz w:val="22"/>
                 <w:szCs w:val="20"/>
               </w:rPr>
               <w:t xml:space="preserve">4.8</w:t>
@@ -2719,7 +2728,7 @@
                 <w:rFonts w:ascii="Avenir Next" w:hAnsi="Avenir Next" w:cs="Avenir Next" w:eastAsia="Avenir Next"/>
                 <w:b/>
                 <w:color w:val="003A70"/>
-                <w:sz w:val="20"/>
+                <w:sz w:val="22"/>
                 <w:szCs w:val="20"/>
               </w:rPr>
               <w:t xml:space="preserve">b.</w:t>
@@ -2737,7 +2746,7 @@
               <w:rPr>
                 <w:rFonts w:ascii="Avenir Next" w:hAnsi="Avenir Next" w:cs="Avenir Next" w:eastAsia="Avenir Next"/>
                 <w:color w:val="1A1A1A"/>
-                <w:sz w:val="20"/>
+                <w:sz w:val="22"/>
                 <w:szCs w:val="20"/>
               </w:rPr>
               <w:t xml:space="preserve">−2/3</w:t>
@@ -2781,7 +2790,7 @@
                 <w:rFonts w:ascii="Avenir Next" w:hAnsi="Avenir Next" w:cs="Avenir Next" w:eastAsia="Avenir Next"/>
                 <w:b/>
                 <w:color w:val="003A70"/>
-                <w:sz w:val="20"/>
+                <w:sz w:val="22"/>
                 <w:szCs w:val="20"/>
               </w:rPr>
               <w:t xml:space="preserve">c.</w:t>
@@ -2799,7 +2808,7 @@
               <w:rPr>
                 <w:rFonts w:ascii="Avenir Next" w:hAnsi="Avenir Next" w:cs="Avenir Next" w:eastAsia="Avenir Next"/>
                 <w:color w:val="1A1A1A"/>
-                <w:sz w:val="20"/>
+                <w:sz w:val="22"/>
                 <w:szCs w:val="20"/>
               </w:rPr>
               <w:t xml:space="preserve">−0.05</w:t>
@@ -2849,7 +2858,7 @@
                 <w:rFonts w:ascii="Avenir Next" w:hAnsi="Avenir Next" w:cs="Avenir Next" w:eastAsia="Avenir Next"/>
                 <w:b/>
                 <w:color w:val="003A70"/>
-                <w:sz w:val="20"/>
+                <w:sz w:val="22"/>
                 <w:szCs w:val="20"/>
               </w:rPr>
               <w:t xml:space="preserve">d.</w:t>
@@ -2867,7 +2876,7 @@
               <w:rPr>
                 <w:rFonts w:ascii="Avenir Next" w:hAnsi="Avenir Next" w:cs="Avenir Next" w:eastAsia="Avenir Next"/>
                 <w:color w:val="1A1A1A"/>
-                <w:sz w:val="20"/>
+                <w:sz w:val="22"/>
                 <w:szCs w:val="20"/>
               </w:rPr>
               <w:t xml:space="preserve">0</w:t>
@@ -2911,7 +2920,7 @@
                 <w:rFonts w:ascii="Avenir Next" w:hAnsi="Avenir Next" w:cs="Avenir Next" w:eastAsia="Avenir Next"/>
                 <w:b/>
                 <w:color w:val="003A70"/>
-                <w:sz w:val="20"/>
+                <w:sz w:val="22"/>
                 <w:szCs w:val="20"/>
               </w:rPr>
               <w:t xml:space="preserve">e.</w:t>
@@ -2929,7 +2938,7 @@
               <w:rPr>
                 <w:rFonts w:ascii="Avenir Next" w:hAnsi="Avenir Next" w:cs="Avenir Next" w:eastAsia="Avenir Next"/>
                 <w:color w:val="1A1A1A"/>
-                <w:sz w:val="20"/>
+                <w:sz w:val="22"/>
                 <w:szCs w:val="20"/>
               </w:rPr>
               <w:t xml:space="preserve">−(−1.6) =</w:t>
@@ -2973,7 +2982,7 @@
                 <w:rFonts w:ascii="Avenir Next" w:hAnsi="Avenir Next" w:cs="Avenir Next" w:eastAsia="Avenir Next"/>
                 <w:b/>
                 <w:color w:val="003A70"/>
-                <w:sz w:val="20"/>
+                <w:sz w:val="22"/>
                 <w:szCs w:val="20"/>
               </w:rPr>
               <w:t xml:space="preserve">f.</w:t>
@@ -2991,7 +3000,7 @@
               <w:rPr>
                 <w:rFonts w:ascii="Avenir Next" w:hAnsi="Avenir Next" w:cs="Avenir Next" w:eastAsia="Avenir Next"/>
                 <w:color w:val="1A1A1A"/>
-                <w:sz w:val="20"/>
+                <w:sz w:val="22"/>
                 <w:szCs w:val="20"/>
               </w:rPr>
               <w:t xml:space="preserve">−(−5/8) =</w:t>
@@ -3038,25 +3047,25 @@
           <w:rFonts w:ascii="Avenir Next" w:hAnsi="Avenir Next" w:cs="Avenir Next" w:eastAsia="Avenir Next"/>
           <w:b/>
           <w:color w:val="1A1A1A"/>
+          <w:sz w:val="22"/>
+          <w:szCs w:val="20"/>
+        </w:rPr>
+        <w:t xml:space="preserve">2.</w:t>
+      </w:r>
+      <w:r>
+        <w:rPr>
+          <w:rFonts w:ascii="Avenir Next" w:hAnsi="Avenir Next" w:cs="Avenir Next" w:eastAsia="Avenir Next"/>
+          <w:color w:val="1A1A1A"/>
           <w:sz w:val="20"/>
           <w:szCs w:val="20"/>
         </w:rPr>
-        <w:t xml:space="preserve">2.</w:t>
-      </w:r>
-      <w:r>
-        <w:rPr>
-          <w:rFonts w:ascii="Avenir Next" w:hAnsi="Avenir Next" w:cs="Avenir Next" w:eastAsia="Avenir Next"/>
-          <w:color w:val="1A1A1A"/>
-          <w:sz w:val="20"/>
-          <w:szCs w:val="20"/>
-        </w:rPr>
         <w:tab/>
       </w:r>
       <w:r>
         <w:rPr>
           <w:rFonts w:ascii="Avenir Next" w:hAnsi="Avenir Next" w:cs="Avenir Next" w:eastAsia="Avenir Next"/>
           <w:color w:val="1A1A1A"/>
-          <w:sz w:val="20"/>
+          <w:sz w:val="22"/>
           <w:szCs w:val="20"/>
         </w:rPr>
         <w:t xml:space="preserve">Point P is shown. Plot its opposite and label it Q.</w:t>
@@ -3075,7 +3084,7 @@
         <w:drawing>
           <wp:inline distT="0" distB="0" distL="0" distR="0">
             <wp:extent cx="4572000" cy="731520"/>
-            <wp:docPr id="3" name="Figure 3"/>
+            <wp:docPr id="3" name="Figure 3" descr="Number line from -3 to 3, ticks every 0.25. Points: x: -2.25; label: P."/>
             <a:graphic xmlns:a="http://schemas.openxmlformats.org/drawingml/2006/main">
               <a:graphicData uri="http://schemas.openxmlformats.org/drawingml/2006/picture">
                 <pic:pic xmlns:pic="http://schemas.openxmlformats.org/drawingml/2006/picture">
@@ -3118,7 +3127,7 @@
         <w:rPr>
           <w:rFonts w:ascii="Avenir Next" w:hAnsi="Avenir Next" w:cs="Avenir Next" w:eastAsia="Avenir Next"/>
           <w:color w:val="1A1A1A"/>
-          <w:sz w:val="20"/>
+          <w:sz w:val="22"/>
           <w:szCs w:val="20"/>
         </w:rPr>
         <w:t xml:space="preserve">Q =</w:t>
@@ -3162,18 +3171,18 @@
           <w:rFonts w:ascii="Avenir Next" w:hAnsi="Avenir Next" w:cs="Avenir Next" w:eastAsia="Avenir Next"/>
           <w:b/>
           <w:color w:val="1A1A1A"/>
+          <w:sz w:val="22"/>
+          <w:szCs w:val="20"/>
+        </w:rPr>
+        <w:t xml:space="preserve">3.</w:t>
+      </w:r>
+      <w:r>
+        <w:rPr>
+          <w:rFonts w:ascii="Avenir Next" w:hAnsi="Avenir Next" w:cs="Avenir Next" w:eastAsia="Avenir Next"/>
+          <w:color w:val="1A1A1A"/>
           <w:sz w:val="20"/>
           <w:szCs w:val="20"/>
         </w:rPr>
-        <w:t xml:space="preserve">3.</w:t>
-      </w:r>
-      <w:r>
-        <w:rPr>
-          <w:rFonts w:ascii="Avenir Next" w:hAnsi="Avenir Next" w:cs="Avenir Next" w:eastAsia="Avenir Next"/>
-          <w:color w:val="1A1A1A"/>
-          <w:sz w:val="20"/>
-          <w:szCs w:val="20"/>
-        </w:rPr>
         <w:tab/>
       </w:r>
       <w:r>
@@ -3181,7 +3190,7 @@
           <w:rFonts w:ascii="Avenir Next" w:hAnsi="Avenir Next" w:cs="Avenir Next" w:eastAsia="Avenir Next"/>
           <w:b/>
           <w:color w:val="1A1A1A"/>
-          <w:sz w:val="20"/>
+          <w:sz w:val="22"/>
           <w:szCs w:val="20"/>
         </w:rPr>
         <w:t xml:space="preserve">Game Score.  </w:t>
@@ -3190,7 +3199,7 @@
         <w:rPr>
           <w:rFonts w:ascii="Avenir Next" w:hAnsi="Avenir Next" w:cs="Avenir Next" w:eastAsia="Avenir Next"/>
           <w:color w:val="1A1A1A"/>
-          <w:sz w:val="20"/>
+          <w:sz w:val="22"/>
           <w:szCs w:val="20"/>
         </w:rPr>
         <w:t xml:space="preserve">Lena’s game score is −12.5 points. A bonus card changes her score to its opposite.</w:t>
@@ -3209,7 +3218,7 @@
         <w:rPr>
           <w:rFonts w:ascii="Avenir Next" w:hAnsi="Avenir Next" w:cs="Avenir Next" w:eastAsia="Avenir Next"/>
           <w:color w:val="1A1A1A"/>
-          <w:sz w:val="20"/>
+          <w:sz w:val="22"/>
           <w:szCs w:val="20"/>
         </w:rPr>
         <w:t xml:space="preserve">What is her new score? How far from 0 is it?</w:t>
@@ -3253,18 +3262,18 @@
           <w:rFonts w:ascii="Avenir Next" w:hAnsi="Avenir Next" w:cs="Avenir Next" w:eastAsia="Avenir Next"/>
           <w:b/>
           <w:color w:val="1A1A1A"/>
+          <w:sz w:val="22"/>
+          <w:szCs w:val="20"/>
+        </w:rPr>
+        <w:t xml:space="preserve">4.</w:t>
+      </w:r>
+      <w:r>
+        <w:rPr>
+          <w:rFonts w:ascii="Avenir Next" w:hAnsi="Avenir Next" w:cs="Avenir Next" w:eastAsia="Avenir Next"/>
+          <w:color w:val="1A1A1A"/>
           <w:sz w:val="20"/>
           <w:szCs w:val="20"/>
         </w:rPr>
-        <w:t xml:space="preserve">4.</w:t>
-      </w:r>
-      <w:r>
-        <w:rPr>
-          <w:rFonts w:ascii="Avenir Next" w:hAnsi="Avenir Next" w:cs="Avenir Next" w:eastAsia="Avenir Next"/>
-          <w:color w:val="1A1A1A"/>
-          <w:sz w:val="20"/>
-          <w:szCs w:val="20"/>
-        </w:rPr>
         <w:tab/>
       </w:r>
       <w:r>
@@ -3272,7 +3281,7 @@
           <w:rFonts w:ascii="Avenir Next" w:hAnsi="Avenir Next" w:cs="Avenir Next" w:eastAsia="Avenir Next"/>
           <w:b/>
           <w:color w:val="1A1A1A"/>
-          <w:sz w:val="20"/>
+          <w:sz w:val="22"/>
           <w:szCs w:val="20"/>
         </w:rPr>
         <w:t xml:space="preserve">Stretch.  </w:t>
@@ -3281,7 +3290,7 @@
         <w:rPr>
           <w:rFonts w:ascii="Avenir Next" w:hAnsi="Avenir Next" w:cs="Avenir Next" w:eastAsia="Avenir Next"/>
           <w:color w:val="1A1A1A"/>
-          <w:sz w:val="20"/>
+          <w:sz w:val="22"/>
           <w:szCs w:val="20"/>
         </w:rPr>
         <w:t xml:space="preserve">Point M is 3.75 units from 0, to the left of 0. Point N is the opposite of M.</w:t>
@@ -3301,25 +3310,25 @@
           <w:rFonts w:ascii="Avenir Next" w:hAnsi="Avenir Next" w:cs="Avenir Next" w:eastAsia="Avenir Next"/>
           <w:b/>
           <w:color w:val="003A70"/>
+          <w:sz w:val="22"/>
+          <w:szCs w:val="20"/>
+        </w:rPr>
+        <w:t xml:space="preserve">a.</w:t>
+      </w:r>
+      <w:r>
+        <w:rPr>
+          <w:rFonts w:ascii="Avenir Next" w:hAnsi="Avenir Next" w:cs="Avenir Next" w:eastAsia="Avenir Next"/>
+          <w:color w:val="1A1A1A"/>
           <w:sz w:val="20"/>
           <w:szCs w:val="20"/>
         </w:rPr>
-        <w:t xml:space="preserve">a.</w:t>
-      </w:r>
-      <w:r>
-        <w:rPr>
-          <w:rFonts w:ascii="Avenir Next" w:hAnsi="Avenir Next" w:cs="Avenir Next" w:eastAsia="Avenir Next"/>
-          <w:color w:val="1A1A1A"/>
-          <w:sz w:val="20"/>
-          <w:szCs w:val="20"/>
-        </w:rPr>
         <w:tab/>
       </w:r>
       <w:r>
         <w:rPr>
           <w:rFonts w:ascii="Avenir Next" w:hAnsi="Avenir Next" w:cs="Avenir Next" w:eastAsia="Avenir Next"/>
           <w:color w:val="1A1A1A"/>
-          <w:sz w:val="20"/>
+          <w:sz w:val="22"/>
           <w:szCs w:val="20"/>
         </w:rPr>
         <w:t xml:space="preserve">M =</w:t>
@@ -3358,25 +3367,25 @@
           <w:rFonts w:ascii="Avenir Next" w:hAnsi="Avenir Next" w:cs="Avenir Next" w:eastAsia="Avenir Next"/>
           <w:b/>
           <w:color w:val="003A70"/>
+          <w:sz w:val="22"/>
+          <w:szCs w:val="20"/>
+        </w:rPr>
+        <w:t xml:space="preserve">b.</w:t>
+      </w:r>
+      <w:r>
+        <w:rPr>
+          <w:rFonts w:ascii="Avenir Next" w:hAnsi="Avenir Next" w:cs="Avenir Next" w:eastAsia="Avenir Next"/>
+          <w:color w:val="1A1A1A"/>
           <w:sz w:val="20"/>
           <w:szCs w:val="20"/>
         </w:rPr>
-        <w:t xml:space="preserve">b.</w:t>
-      </w:r>
-      <w:r>
-        <w:rPr>
-          <w:rFonts w:ascii="Avenir Next" w:hAnsi="Avenir Next" w:cs="Avenir Next" w:eastAsia="Avenir Next"/>
-          <w:color w:val="1A1A1A"/>
-          <w:sz w:val="20"/>
-          <w:szCs w:val="20"/>
-        </w:rPr>
         <w:tab/>
       </w:r>
       <w:r>
         <w:rPr>
           <w:rFonts w:ascii="Avenir Next" w:hAnsi="Avenir Next" w:cs="Avenir Next" w:eastAsia="Avenir Next"/>
           <w:color w:val="1A1A1A"/>
-          <w:sz w:val="20"/>
+          <w:sz w:val="22"/>
           <w:szCs w:val="20"/>
         </w:rPr>
         <w:t xml:space="preserve">N =</w:t>
@@ -3420,18 +3429,18 @@
           <w:rFonts w:ascii="Avenir Next" w:hAnsi="Avenir Next" w:cs="Avenir Next" w:eastAsia="Avenir Next"/>
           <w:b/>
           <w:color w:val="1A1A1A"/>
+          <w:sz w:val="22"/>
+          <w:szCs w:val="20"/>
+        </w:rPr>
+        <w:t xml:space="preserve">5.</w:t>
+      </w:r>
+      <w:r>
+        <w:rPr>
+          <w:rFonts w:ascii="Avenir Next" w:hAnsi="Avenir Next" w:cs="Avenir Next" w:eastAsia="Avenir Next"/>
+          <w:color w:val="1A1A1A"/>
           <w:sz w:val="20"/>
           <w:szCs w:val="20"/>
         </w:rPr>
-        <w:t xml:space="preserve">5.</w:t>
-      </w:r>
-      <w:r>
-        <w:rPr>
-          <w:rFonts w:ascii="Avenir Next" w:hAnsi="Avenir Next" w:cs="Avenir Next" w:eastAsia="Avenir Next"/>
-          <w:color w:val="1A1A1A"/>
-          <w:sz w:val="20"/>
-          <w:szCs w:val="20"/>
-        </w:rPr>
         <w:tab/>
       </w:r>
       <w:r>
@@ -3439,7 +3448,7 @@
           <w:rFonts w:ascii="Avenir Next" w:hAnsi="Avenir Next" w:cs="Avenir Next" w:eastAsia="Avenir Next"/>
           <w:b/>
           <w:color w:val="1A1A1A"/>
-          <w:sz w:val="20"/>
+          <w:sz w:val="22"/>
           <w:szCs w:val="20"/>
         </w:rPr>
         <w:t xml:space="preserve">Find the Error.  </w:t>
@@ -3448,7 +3457,7 @@
         <w:rPr>
           <w:rFonts w:ascii="Avenir Next" w:hAnsi="Avenir Next" w:cs="Avenir Next" w:eastAsia="Avenir Next"/>
           <w:color w:val="1A1A1A"/>
-          <w:sz w:val="20"/>
+          <w:sz w:val="22"/>
           <w:szCs w:val="20"/>
         </w:rPr>
         <w:t xml:space="preserve">Kofi says −(−2/5) = −2/5. Explain his mistake. Give the correct value.</w:t>
@@ -3527,6 +3536,7 @@
     </w:p>
     <w:p>
       <w:pPr>
+        <w:pStyle w:val="Heading2"/>
         <w:keepNext/>
         <w:pBdr>
           <w:bottom w:val="single" w:sz="8" w:space="3" w:color="003A70"/>
@@ -3542,7 +3552,7 @@
           <w:b/>
           <w:color w:val="003A70"/>
           <w:spacing w:val="14"/>
-          <w:sz w:val="19"/>
+          <w:sz w:val="22"/>
           <w:szCs w:val="19"/>
         </w:rPr>
         <w:t xml:space="preserve">TEST PRACTICE</w:t>
@@ -3561,7 +3571,7 @@
           <w:rFonts w:ascii="Avenir Next" w:hAnsi="Avenir Next" w:cs="Avenir Next" w:eastAsia="Avenir Next"/>
           <w:i/>
           <w:color w:val="5A5F66"/>
-          <w:sz w:val="17"/>
+          <w:sz w:val="22"/>
           <w:szCs w:val="17"/>
         </w:rPr>
         <w:t xml:space="preserve">choose the best answer</w:t>
@@ -3581,25 +3591,25 @@
           <w:rFonts w:ascii="Avenir Next" w:hAnsi="Avenir Next" w:cs="Avenir Next" w:eastAsia="Avenir Next"/>
           <w:b/>
           <w:color w:val="1A1A1A"/>
+          <w:sz w:val="22"/>
+          <w:szCs w:val="20"/>
+        </w:rPr>
+        <w:t xml:space="preserve">6.</w:t>
+      </w:r>
+      <w:r>
+        <w:rPr>
+          <w:rFonts w:ascii="Avenir Next" w:hAnsi="Avenir Next" w:cs="Avenir Next" w:eastAsia="Avenir Next"/>
+          <w:color w:val="1A1A1A"/>
           <w:sz w:val="20"/>
           <w:szCs w:val="20"/>
         </w:rPr>
-        <w:t xml:space="preserve">6.</w:t>
-      </w:r>
-      <w:r>
-        <w:rPr>
-          <w:rFonts w:ascii="Avenir Next" w:hAnsi="Avenir Next" w:cs="Avenir Next" w:eastAsia="Avenir Next"/>
-          <w:color w:val="1A1A1A"/>
-          <w:sz w:val="20"/>
-          <w:szCs w:val="20"/>
-        </w:rPr>
         <w:tab/>
       </w:r>
       <w:r>
         <w:rPr>
           <w:rFonts w:ascii="Avenir Next" w:hAnsi="Avenir Next" w:cs="Avenir Next" w:eastAsia="Avenir Next"/>
           <w:color w:val="1A1A1A"/>
-          <w:sz w:val="20"/>
+          <w:sz w:val="22"/>
           <w:szCs w:val="20"/>
         </w:rPr>
         <w:t xml:space="preserve">What is the opposite of −7/8?</w:t>
@@ -3655,25 +3665,25 @@
                 <w:rFonts w:ascii="Avenir Next" w:hAnsi="Avenir Next" w:cs="Avenir Next" w:eastAsia="Avenir Next"/>
                 <w:b/>
                 <w:color w:val="003A70"/>
+                <w:sz w:val="22"/>
+                <w:szCs w:val="19"/>
+              </w:rPr>
+              <w:t xml:space="preserve">A</w:t>
+            </w:r>
+            <w:r>
+              <w:rPr>
+                <w:rFonts w:ascii="Avenir Next" w:hAnsi="Avenir Next" w:cs="Avenir Next" w:eastAsia="Avenir Next"/>
+                <w:color w:val="1A1A1A"/>
                 <w:sz w:val="19"/>
                 <w:szCs w:val="19"/>
               </w:rPr>
-              <w:t xml:space="preserve">A</w:t>
-            </w:r>
-            <w:r>
-              <w:rPr>
-                <w:rFonts w:ascii="Avenir Next" w:hAnsi="Avenir Next" w:cs="Avenir Next" w:eastAsia="Avenir Next"/>
-                <w:color w:val="1A1A1A"/>
-                <w:sz w:val="19"/>
-                <w:szCs w:val="19"/>
-              </w:rPr>
               <w:tab/>
             </w:r>
             <w:r>
               <w:rPr>
                 <w:rFonts w:ascii="Avenir Next" w:hAnsi="Avenir Next" w:cs="Avenir Next" w:eastAsia="Avenir Next"/>
                 <w:color w:val="1A1A1A"/>
-                <w:sz w:val="19"/>
+                <w:sz w:val="22"/>
                 <w:szCs w:val="19"/>
               </w:rPr>
               <w:t xml:space="preserve">−7/8</w:t>
@@ -3698,25 +3708,25 @@
                 <w:rFonts w:ascii="Avenir Next" w:hAnsi="Avenir Next" w:cs="Avenir Next" w:eastAsia="Avenir Next"/>
                 <w:b/>
                 <w:color w:val="003A70"/>
+                <w:sz w:val="22"/>
+                <w:szCs w:val="19"/>
+              </w:rPr>
+              <w:t xml:space="preserve">B</w:t>
+            </w:r>
+            <w:r>
+              <w:rPr>
+                <w:rFonts w:ascii="Avenir Next" w:hAnsi="Avenir Next" w:cs="Avenir Next" w:eastAsia="Avenir Next"/>
+                <w:color w:val="1A1A1A"/>
                 <w:sz w:val="19"/>
                 <w:szCs w:val="19"/>
               </w:rPr>
-              <w:t xml:space="preserve">B</w:t>
-            </w:r>
-            <w:r>
-              <w:rPr>
-                <w:rFonts w:ascii="Avenir Next" w:hAnsi="Avenir Next" w:cs="Avenir Next" w:eastAsia="Avenir Next"/>
-                <w:color w:val="1A1A1A"/>
-                <w:sz w:val="19"/>
-                <w:szCs w:val="19"/>
-              </w:rPr>
               <w:tab/>
             </w:r>
             <w:r>
               <w:rPr>
                 <w:rFonts w:ascii="Avenir Next" w:hAnsi="Avenir Next" w:cs="Avenir Next" w:eastAsia="Avenir Next"/>
                 <w:color w:val="1A1A1A"/>
-                <w:sz w:val="19"/>
+                <w:sz w:val="22"/>
                 <w:szCs w:val="19"/>
               </w:rPr>
               <w:t xml:space="preserve">7/8</w:t>
@@ -3741,25 +3751,25 @@
                 <w:rFonts w:ascii="Avenir Next" w:hAnsi="Avenir Next" w:cs="Avenir Next" w:eastAsia="Avenir Next"/>
                 <w:b/>
                 <w:color w:val="003A70"/>
+                <w:sz w:val="22"/>
+                <w:szCs w:val="19"/>
+              </w:rPr>
+              <w:t xml:space="preserve">C</w:t>
+            </w:r>
+            <w:r>
+              <w:rPr>
+                <w:rFonts w:ascii="Avenir Next" w:hAnsi="Avenir Next" w:cs="Avenir Next" w:eastAsia="Avenir Next"/>
+                <w:color w:val="1A1A1A"/>
                 <w:sz w:val="19"/>
                 <w:szCs w:val="19"/>
               </w:rPr>
-              <w:t xml:space="preserve">C</w:t>
-            </w:r>
-            <w:r>
-              <w:rPr>
-                <w:rFonts w:ascii="Avenir Next" w:hAnsi="Avenir Next" w:cs="Avenir Next" w:eastAsia="Avenir Next"/>
-                <w:color w:val="1A1A1A"/>
-                <w:sz w:val="19"/>
-                <w:szCs w:val="19"/>
-              </w:rPr>
               <w:tab/>
             </w:r>
             <w:r>
               <w:rPr>
                 <w:rFonts w:ascii="Avenir Next" w:hAnsi="Avenir Next" w:cs="Avenir Next" w:eastAsia="Avenir Next"/>
                 <w:color w:val="1A1A1A"/>
-                <w:sz w:val="19"/>
+                <w:sz w:val="22"/>
                 <w:szCs w:val="19"/>
               </w:rPr>
               <w:t xml:space="preserve">8/7</w:t>
@@ -3784,25 +3794,25 @@
                 <w:rFonts w:ascii="Avenir Next" w:hAnsi="Avenir Next" w:cs="Avenir Next" w:eastAsia="Avenir Next"/>
                 <w:b/>
                 <w:color w:val="003A70"/>
+                <w:sz w:val="22"/>
+                <w:szCs w:val="19"/>
+              </w:rPr>
+              <w:t xml:space="preserve">D</w:t>
+            </w:r>
+            <w:r>
+              <w:rPr>
+                <w:rFonts w:ascii="Avenir Next" w:hAnsi="Avenir Next" w:cs="Avenir Next" w:eastAsia="Avenir Next"/>
+                <w:color w:val="1A1A1A"/>
                 <w:sz w:val="19"/>
                 <w:szCs w:val="19"/>
               </w:rPr>
-              <w:t xml:space="preserve">D</w:t>
-            </w:r>
-            <w:r>
-              <w:rPr>
-                <w:rFonts w:ascii="Avenir Next" w:hAnsi="Avenir Next" w:cs="Avenir Next" w:eastAsia="Avenir Next"/>
-                <w:color w:val="1A1A1A"/>
-                <w:sz w:val="19"/>
-                <w:szCs w:val="19"/>
-              </w:rPr>
               <w:tab/>
             </w:r>
             <w:r>
               <w:rPr>
                 <w:rFonts w:ascii="Avenir Next" w:hAnsi="Avenir Next" w:cs="Avenir Next" w:eastAsia="Avenir Next"/>
                 <w:color w:val="1A1A1A"/>
-                <w:sz w:val="19"/>
+                <w:sz w:val="22"/>
                 <w:szCs w:val="19"/>
               </w:rPr>
               <w:t xml:space="preserve">−8/7</w:t>
@@ -3830,25 +3840,25 @@
           <w:rFonts w:ascii="Avenir Next" w:hAnsi="Avenir Next" w:cs="Avenir Next" w:eastAsia="Avenir Next"/>
           <w:b/>
           <w:color w:val="1A1A1A"/>
+          <w:sz w:val="22"/>
+          <w:szCs w:val="20"/>
+        </w:rPr>
+        <w:t xml:space="preserve">7.</w:t>
+      </w:r>
+      <w:r>
+        <w:rPr>
+          <w:rFonts w:ascii="Avenir Next" w:hAnsi="Avenir Next" w:cs="Avenir Next" w:eastAsia="Avenir Next"/>
+          <w:color w:val="1A1A1A"/>
           <w:sz w:val="20"/>
           <w:szCs w:val="20"/>
         </w:rPr>
-        <w:t xml:space="preserve">7.</w:t>
-      </w:r>
-      <w:r>
-        <w:rPr>
-          <w:rFonts w:ascii="Avenir Next" w:hAnsi="Avenir Next" w:cs="Avenir Next" w:eastAsia="Avenir Next"/>
-          <w:color w:val="1A1A1A"/>
-          <w:sz w:val="20"/>
-          <w:szCs w:val="20"/>
-        </w:rPr>
         <w:tab/>
       </w:r>
       <w:r>
         <w:rPr>
           <w:rFonts w:ascii="Avenir Next" w:hAnsi="Avenir Next" w:cs="Avenir Next" w:eastAsia="Avenir Next"/>
           <w:color w:val="1A1A1A"/>
-          <w:sz w:val="20"/>
+          <w:sz w:val="22"/>
           <w:szCs w:val="20"/>
         </w:rPr>
         <w:t xml:space="preserve">Point R is at 3.4. Where is the opposite of the opposite of R?</w:t>
@@ -3904,25 +3914,25 @@
                 <w:rFonts w:ascii="Avenir Next" w:hAnsi="Avenir Next" w:cs="Avenir Next" w:eastAsia="Avenir Next"/>
                 <w:b/>
                 <w:color w:val="003A70"/>
+                <w:sz w:val="22"/>
+                <w:szCs w:val="19"/>
+              </w:rPr>
+              <w:t xml:space="preserve">A</w:t>
+            </w:r>
+            <w:r>
+              <w:rPr>
+                <w:rFonts w:ascii="Avenir Next" w:hAnsi="Avenir Next" w:cs="Avenir Next" w:eastAsia="Avenir Next"/>
+                <w:color w:val="1A1A1A"/>
                 <w:sz w:val="19"/>
                 <w:szCs w:val="19"/>
               </w:rPr>
-              <w:t xml:space="preserve">A</w:t>
-            </w:r>
-            <w:r>
-              <w:rPr>
-                <w:rFonts w:ascii="Avenir Next" w:hAnsi="Avenir Next" w:cs="Avenir Next" w:eastAsia="Avenir Next"/>
-                <w:color w:val="1A1A1A"/>
-                <w:sz w:val="19"/>
-                <w:szCs w:val="19"/>
-              </w:rPr>
               <w:tab/>
             </w:r>
             <w:r>
               <w:rPr>
                 <w:rFonts w:ascii="Avenir Next" w:hAnsi="Avenir Next" w:cs="Avenir Next" w:eastAsia="Avenir Next"/>
                 <w:color w:val="1A1A1A"/>
-                <w:sz w:val="19"/>
+                <w:sz w:val="22"/>
                 <w:szCs w:val="19"/>
               </w:rPr>
               <w:t xml:space="preserve">−3.4</w:t>
@@ -3947,25 +3957,25 @@
                 <w:rFonts w:ascii="Avenir Next" w:hAnsi="Avenir Next" w:cs="Avenir Next" w:eastAsia="Avenir Next"/>
                 <w:b/>
                 <w:color w:val="003A70"/>
+                <w:sz w:val="22"/>
+                <w:szCs w:val="19"/>
+              </w:rPr>
+              <w:t xml:space="preserve">B</w:t>
+            </w:r>
+            <w:r>
+              <w:rPr>
+                <w:rFonts w:ascii="Avenir Next" w:hAnsi="Avenir Next" w:cs="Avenir Next" w:eastAsia="Avenir Next"/>
+                <w:color w:val="1A1A1A"/>
                 <w:sz w:val="19"/>
                 <w:szCs w:val="19"/>
               </w:rPr>
-              <w:t xml:space="preserve">B</w:t>
-            </w:r>
-            <w:r>
-              <w:rPr>
-                <w:rFonts w:ascii="Avenir Next" w:hAnsi="Avenir Next" w:cs="Avenir Next" w:eastAsia="Avenir Next"/>
-                <w:color w:val="1A1A1A"/>
-                <w:sz w:val="19"/>
-                <w:szCs w:val="19"/>
-              </w:rPr>
               <w:tab/>
             </w:r>
             <w:r>
               <w:rPr>
                 <w:rFonts w:ascii="Avenir Next" w:hAnsi="Avenir Next" w:cs="Avenir Next" w:eastAsia="Avenir Next"/>
                 <w:color w:val="1A1A1A"/>
-                <w:sz w:val="19"/>
+                <w:sz w:val="22"/>
                 <w:szCs w:val="19"/>
               </w:rPr>
               <w:t xml:space="preserve">0</w:t>
@@ -3990,25 +4000,25 @@
                 <w:rFonts w:ascii="Avenir Next" w:hAnsi="Avenir Next" w:cs="Avenir Next" w:eastAsia="Avenir Next"/>
                 <w:b/>
                 <w:color w:val="003A70"/>
+                <w:sz w:val="22"/>
+                <w:szCs w:val="19"/>
+              </w:rPr>
+              <w:t xml:space="preserve">C</w:t>
+            </w:r>
+            <w:r>
+              <w:rPr>
+                <w:rFonts w:ascii="Avenir Next" w:hAnsi="Avenir Next" w:cs="Avenir Next" w:eastAsia="Avenir Next"/>
+                <w:color w:val="1A1A1A"/>
                 <w:sz w:val="19"/>
                 <w:szCs w:val="19"/>
               </w:rPr>
-              <w:t xml:space="preserve">C</w:t>
-            </w:r>
-            <w:r>
-              <w:rPr>
-                <w:rFonts w:ascii="Avenir Next" w:hAnsi="Avenir Next" w:cs="Avenir Next" w:eastAsia="Avenir Next"/>
-                <w:color w:val="1A1A1A"/>
-                <w:sz w:val="19"/>
-                <w:szCs w:val="19"/>
-              </w:rPr>
               <w:tab/>
             </w:r>
             <w:r>
               <w:rPr>
                 <w:rFonts w:ascii="Avenir Next" w:hAnsi="Avenir Next" w:cs="Avenir Next" w:eastAsia="Avenir Next"/>
                 <w:color w:val="1A1A1A"/>
-                <w:sz w:val="19"/>
+                <w:sz w:val="22"/>
                 <w:szCs w:val="19"/>
               </w:rPr>
               <w:t xml:space="preserve">3.4</w:t>
@@ -4033,25 +4043,25 @@
                 <w:rFonts w:ascii="Avenir Next" w:hAnsi="Avenir Next" w:cs="Avenir Next" w:eastAsia="Avenir Next"/>
                 <w:b/>
                 <w:color w:val="003A70"/>
+                <w:sz w:val="22"/>
+                <w:szCs w:val="19"/>
+              </w:rPr>
+              <w:t xml:space="preserve">D</w:t>
+            </w:r>
+            <w:r>
+              <w:rPr>
+                <w:rFonts w:ascii="Avenir Next" w:hAnsi="Avenir Next" w:cs="Avenir Next" w:eastAsia="Avenir Next"/>
+                <w:color w:val="1A1A1A"/>
                 <w:sz w:val="19"/>
                 <w:szCs w:val="19"/>
               </w:rPr>
-              <w:t xml:space="preserve">D</w:t>
-            </w:r>
-            <w:r>
-              <w:rPr>
-                <w:rFonts w:ascii="Avenir Next" w:hAnsi="Avenir Next" w:cs="Avenir Next" w:eastAsia="Avenir Next"/>
-                <w:color w:val="1A1A1A"/>
-                <w:sz w:val="19"/>
-                <w:szCs w:val="19"/>
-              </w:rPr>
               <w:tab/>
             </w:r>
             <w:r>
               <w:rPr>
                 <w:rFonts w:ascii="Avenir Next" w:hAnsi="Avenir Next" w:cs="Avenir Next" w:eastAsia="Avenir Next"/>
                 <w:color w:val="1A1A1A"/>
-                <w:sz w:val="19"/>
+                <w:sz w:val="22"/>
                 <w:szCs w:val="19"/>
               </w:rPr>
               <w:t xml:space="preserve">4.3</w:t>
@@ -4109,6 +4119,7 @@
           </w:tcPr>
           <w:p>
             <w:pPr>
+              <w:pStyle w:val="Heading2"/>
               <w:spacing w:before="0" w:after="0" w:line="240" w:lineRule="auto"/>
             </w:pPr>
             <w:r>
@@ -4146,7 +4157,7 @@
               <w:rPr>
                 <w:rFonts w:ascii="Avenir Next" w:hAnsi="Avenir Next" w:cs="Avenir Next" w:eastAsia="Avenir Next"/>
                 <w:color w:val="1A1A1A"/>
-                <w:sz w:val="17"/>
+                <w:sz w:val="22"/>
                 <w:szCs w:val="17"/>
               </w:rPr>
               <w:t xml:space="preserve">  I can do this on my own</w:t>
@@ -4175,7 +4186,7 @@
               <w:rPr>
                 <w:rFonts w:ascii="Avenir Next" w:hAnsi="Avenir Next" w:cs="Avenir Next" w:eastAsia="Avenir Next"/>
                 <w:color w:val="1A1A1A"/>
-                <w:sz w:val="17"/>
+                <w:sz w:val="22"/>
                 <w:szCs w:val="17"/>
               </w:rPr>
               <w:t xml:space="preserve">  I need a little help</w:t>
@@ -4204,7 +4215,7 @@
               <w:rPr>
                 <w:rFonts w:ascii="Avenir Next" w:hAnsi="Avenir Next" w:cs="Avenir Next" w:eastAsia="Avenir Next"/>
                 <w:color w:val="1A1A1A"/>
-                <w:sz w:val="17"/>
+                <w:sz w:val="22"/>
                 <w:szCs w:val="17"/>
               </w:rPr>
               <w:t xml:space="preserve">  I have a question about #</w:t>
@@ -4242,7 +4253,7 @@
         <w:rPr>
           <w:rFonts w:ascii="Avenir Next" w:hAnsi="Avenir Next" w:cs="Avenir Next" w:eastAsia="Avenir Next"/>
           <w:color w:val="5A5F66"/>
-          <w:sz w:val="17"/>
+          <w:sz w:val="22"/>
           <w:szCs w:val="17"/>
         </w:rPr>
         <w:t xml:space="preserve">Explain to someone at home why −(−1.5) is a positive number.</w:t>
@@ -4336,7 +4347,106 @@
               <w:sz w:val="15"/>
               <w:szCs w:val="15"/>
             </w:rPr>
-            <w:t xml:space="preserve">Lesson 7-2  ·  Homework Packet</w:t>
+            <w:t xml:space="preserve">7-2 · Page </w:t>
+          </w:r>
+          <w:r>
+            <w:rPr>
+              <w:rFonts w:ascii="Avenir Next" w:hAnsi="Avenir Next" w:cs="Avenir Next" w:eastAsia="Avenir Next"/>
+              <w:color w:val="5A5F66"/>
+              <w:sz w:val="15"/>
+              <w:szCs w:val="15"/>
+            </w:rPr>
+            <w:fldChar w:fldCharType="begin"/>
+          </w:r>
+          <w:r>
+            <w:rPr>
+              <w:rFonts w:ascii="Avenir Next" w:hAnsi="Avenir Next" w:cs="Avenir Next" w:eastAsia="Avenir Next"/>
+              <w:color w:val="5A5F66"/>
+              <w:sz w:val="15"/>
+              <w:szCs w:val="15"/>
+            </w:rPr>
+            <w:instrText xml:space="preserve"> PAGE </w:instrText>
+          </w:r>
+          <w:r>
+            <w:rPr>
+              <w:rFonts w:ascii="Avenir Next" w:hAnsi="Avenir Next" w:cs="Avenir Next" w:eastAsia="Avenir Next"/>
+              <w:color w:val="5A5F66"/>
+              <w:sz w:val="15"/>
+              <w:szCs w:val="15"/>
+            </w:rPr>
+            <w:fldChar w:fldCharType="separate"/>
+          </w:r>
+          <w:r>
+            <w:rPr>
+              <w:rFonts w:ascii="Avenir Next" w:hAnsi="Avenir Next" w:cs="Avenir Next" w:eastAsia="Avenir Next"/>
+              <w:color w:val="5A5F66"/>
+              <w:sz w:val="15"/>
+              <w:szCs w:val="15"/>
+            </w:rPr>
+            <w:t xml:space="preserve">1</w:t>
+          </w:r>
+          <w:r>
+            <w:rPr>
+              <w:rFonts w:ascii="Avenir Next" w:hAnsi="Avenir Next" w:cs="Avenir Next" w:eastAsia="Avenir Next"/>
+              <w:color w:val="5A5F66"/>
+              <w:sz w:val="15"/>
+              <w:szCs w:val="15"/>
+            </w:rPr>
+            <w:fldChar w:fldCharType="end"/>
+          </w:r>
+          <w:r>
+            <w:rPr>
+              <w:rFonts w:ascii="Avenir Next" w:hAnsi="Avenir Next" w:cs="Avenir Next" w:eastAsia="Avenir Next"/>
+              <w:color w:val="5A5F66"/>
+              <w:sz w:val="15"/>
+              <w:szCs w:val="15"/>
+            </w:rPr>
+            <w:t xml:space="preserve"> of </w:t>
+          </w:r>
+          <w:r>
+            <w:rPr>
+              <w:rFonts w:ascii="Avenir Next" w:hAnsi="Avenir Next" w:cs="Avenir Next" w:eastAsia="Avenir Next"/>
+              <w:color w:val="5A5F66"/>
+              <w:sz w:val="15"/>
+              <w:szCs w:val="15"/>
+            </w:rPr>
+            <w:fldChar w:fldCharType="begin"/>
+          </w:r>
+          <w:r>
+            <w:rPr>
+              <w:rFonts w:ascii="Avenir Next" w:hAnsi="Avenir Next" w:cs="Avenir Next" w:eastAsia="Avenir Next"/>
+              <w:color w:val="5A5F66"/>
+              <w:sz w:val="15"/>
+              <w:szCs w:val="15"/>
+            </w:rPr>
+            <w:instrText xml:space="preserve"> NUMPAGES </w:instrText>
+          </w:r>
+          <w:r>
+            <w:rPr>
+              <w:rFonts w:ascii="Avenir Next" w:hAnsi="Avenir Next" w:cs="Avenir Next" w:eastAsia="Avenir Next"/>
+              <w:color w:val="5A5F66"/>
+              <w:sz w:val="15"/>
+              <w:szCs w:val="15"/>
+            </w:rPr>
+            <w:fldChar w:fldCharType="separate"/>
+          </w:r>
+          <w:r>
+            <w:rPr>
+              <w:rFonts w:ascii="Avenir Next" w:hAnsi="Avenir Next" w:cs="Avenir Next" w:eastAsia="Avenir Next"/>
+              <w:color w:val="5A5F66"/>
+              <w:sz w:val="15"/>
+              <w:szCs w:val="15"/>
+            </w:rPr>
+            <w:t xml:space="preserve">1</w:t>
+          </w:r>
+          <w:r>
+            <w:rPr>
+              <w:rFonts w:ascii="Avenir Next" w:hAnsi="Avenir Next" w:cs="Avenir Next" w:eastAsia="Avenir Next"/>
+              <w:color w:val="5A5F66"/>
+              <w:sz w:val="15"/>
+              <w:szCs w:val="15"/>
+            </w:rPr>
+            <w:fldChar w:fldCharType="end"/>
           </w:r>
         </w:p>
       </w:tc>
@@ -4379,5 +4489,23 @@
       </w:tblCellMar>
     </w:tblPr>
   </w:style>
+  <w:style w:type="paragraph" w:styleId="Heading1">
+    <w:name w:val="heading 1"/>
+    <w:basedOn w:val="Normal"/>
+    <w:pPr>
+      <w:outlineLvl w:val="0"/>
+      <w:keepNext w:val="0"/>
+      <w:keepLines w:val="0"/>
+    </w:pPr>
+  </w:style>
+  <w:style w:type="paragraph" w:styleId="Heading2">
+    <w:name w:val="heading 2"/>
+    <w:basedOn w:val="Normal"/>
+    <w:pPr>
+      <w:outlineLvl w:val="1"/>
+      <w:keepNext w:val="0"/>
+      <w:keepLines w:val="0"/>
+    </w:pPr>
+  </w:style>
 </w:styles>
 </file>